--- a/原文档/数据结构智能出卷系统_中期报告.docx
+++ b/原文档/数据结构智能出卷系统_中期报告.docx
@@ -14,11 +14,10 @@
       </w:pPr>
       <w:r>
         <w:rPr>
-          <w:rFonts w:ascii="SimHei" w:hAnsi="SimHei" w:eastAsia="SimHei"/>
           <w:b/>
-          <w:sz w:val="56"/>
+          <w:sz w:val="52"/>
         </w:rPr>
-        <w:t>数据结构智能出卷系统</w:t>
+        <w:t>数据结构智能出卷系统 中期报告</w:t>
       </w:r>
     </w:p>
     <w:p>
@@ -27,37 +26,21 @@
       </w:pPr>
       <w:r>
         <w:rPr>
-          <w:rFonts w:ascii="SimHei" w:hAnsi="SimHei" w:eastAsia="SimHei"/>
-          <w:sz w:val="44"/>
+          <w:color w:val="843D0F"/>
+          <w:sz w:val="28"/>
         </w:rPr>
-        <w:t>项目中期报告</w:t>
+        <w:t>完善版 v3 · 基础需求符合性与差异度量</w:t>
       </w:r>
     </w:p>
-    <w:p/>
-    <w:p/>
     <w:p>
       <w:pPr>
         <w:jc w:val="center"/>
       </w:pPr>
       <w:r>
         <w:rPr>
-          <w:rFonts w:ascii="SimSun" w:hAnsi="SimSun" w:eastAsia="SimSun"/>
-          <w:sz w:val="28"/>
+          <w:sz w:val="24"/>
         </w:rPr>
-        <w:t>小组成员：陈天阳  黄睿宇  张景越  赵若涵</w:t>
-      </w:r>
-    </w:p>
-    <w:p/>
-    <w:p>
-      <w:pPr>
-        <w:jc w:val="center"/>
-      </w:pPr>
-      <w:r>
-        <w:rPr>
-          <w:rFonts w:ascii="SimSun" w:hAnsi="SimSun" w:eastAsia="SimSun"/>
-          <w:sz w:val="28"/>
-        </w:rPr>
-        <w:t>日期：2026年07月14日</w:t>
+        <w:t>摸鱼小组 · 完善版 v3</w:t>
       </w:r>
     </w:p>
     <w:p>
@@ -71,167 +54,65 @@
       </w:pPr>
       <w:r>
         <w:rPr>
-          <w:rFonts w:ascii="SimHei" w:hAnsi="SimHei" w:eastAsia="SimHei"/>
+          <w:color w:val="1F3864"/>
         </w:rPr>
-        <w:t>目  录</w:t>
+        <w:t>基础需求符合性对照表</w:t>
       </w:r>
     </w:p>
     <w:p>
+      <w:pPr>
+        <w:ind w:firstLine="480"/>
+      </w:pPr>
       <w:r>
-        <w:rPr>
-          <w:rFonts w:ascii="SimHei" w:hAnsi="SimHei" w:eastAsia="SimHei"/>
-          <w:b/>
-          <w:sz w:val="28"/>
-        </w:rPr>
-        <w:t>一、技术路线</w:t>
-      </w:r>
-      <w:r>
-        <w:rPr>
-          <w:color w:val="646464"/>
-          <w:sz w:val="22"/>
-        </w:rPr>
-        <w:t xml:space="preserve">  —— 技术选型与整体开发路线</w:t>
+        <w:t>上传教案、PPT、大纲形成课程材料库：已实现，上传接口支持材料种类字段，列表按种类区分展示。</w:t>
       </w:r>
     </w:p>
     <w:p>
+      <w:pPr>
+        <w:ind w:firstLine="480"/>
+      </w:pPr>
       <w:r>
-        <w:rPr>
-          <w:rFonts w:ascii="SimHei" w:hAnsi="SimHei" w:eastAsia="SimHei"/>
-          <w:b/>
-          <w:sz w:val="28"/>
-        </w:rPr>
-        <w:t>二、系统架构</w:t>
-      </w:r>
-      <w:r>
-        <w:rPr>
-          <w:color w:val="646464"/>
-          <w:sz w:val="22"/>
-        </w:rPr>
-        <w:t xml:space="preserve">  —— 前后端架构、模块划分、数据流</w:t>
+        <w:t>抽出知识点、术语、定义、解题步骤、教学重点：已实现，抽取提示词要求不得编造，解题步骤为新增字段。</w:t>
       </w:r>
     </w:p>
     <w:p>
+      <w:pPr>
+        <w:ind w:firstLine="480"/>
+      </w:pPr>
       <w:r>
-        <w:rPr>
-          <w:rFonts w:ascii="SimHei" w:hAnsi="SimHei" w:eastAsia="SimHei"/>
-          <w:b/>
-          <w:sz w:val="28"/>
-        </w:rPr>
-        <w:t>三、功能设计</w:t>
-      </w:r>
-      <w:r>
-        <w:rPr>
-          <w:color w:val="646464"/>
-          <w:sz w:val="22"/>
-        </w:rPr>
-        <w:t xml:space="preserve">  —— 核心功能模块详细设计</w:t>
+        <w:t>输入教学进度、考试范围、题型、难度、重点方向：已实现，出卷需求 schema 新增教学进度与考试范围文本字段。</w:t>
       </w:r>
     </w:p>
     <w:p>
+      <w:pPr>
+        <w:ind w:firstLine="480"/>
+      </w:pPr>
       <w:r>
-        <w:rPr>
-          <w:rFonts w:ascii="SimHei" w:hAnsi="SimHei" w:eastAsia="SimHei"/>
-          <w:b/>
-          <w:sz w:val="28"/>
-        </w:rPr>
-        <w:t>四、分工情况</w:t>
-      </w:r>
-      <w:r>
-        <w:rPr>
-          <w:color w:val="646464"/>
-          <w:sz w:val="22"/>
-        </w:rPr>
-        <w:t xml:space="preserve">  —— 团队成员分工</w:t>
+        <w:t>筛选组织生成本次考查范围：已实现，ScopeBuilder 保留章节点父子结构，无大模型时用子串匹配过滤。</w:t>
       </w:r>
     </w:p>
     <w:p>
+      <w:pPr>
+        <w:ind w:firstLine="480"/>
+      </w:pPr>
       <w:r>
-        <w:rPr>
-          <w:rFonts w:ascii="SimHei" w:hAnsi="SimHei" w:eastAsia="SimHei"/>
-          <w:b/>
-          <w:sz w:val="28"/>
-        </w:rPr>
-        <w:t>五、当前进展</w:t>
-      </w:r>
-      <w:r>
-        <w:rPr>
-          <w:color w:val="646464"/>
-          <w:sz w:val="22"/>
-        </w:rPr>
-        <w:t xml:space="preserve">  —— 已完成任务与开发进度</w:t>
+        <w:t>树状展示，教师审核修改确认：已实现，确认后节点只读，返回 409 拒绝继续修改。</w:t>
       </w:r>
     </w:p>
     <w:p>
+      <w:pPr>
+        <w:ind w:firstLine="480"/>
+      </w:pPr>
       <w:r>
-        <w:rPr>
-          <w:rFonts w:ascii="SimHei" w:hAnsi="SimHei" w:eastAsia="SimHei"/>
-          <w:b/>
-          <w:sz w:val="28"/>
-        </w:rPr>
-        <w:t>六、系统演示</w:t>
-      </w:r>
-      <w:r>
-        <w:rPr>
-          <w:color w:val="646464"/>
-          <w:sz w:val="22"/>
-        </w:rPr>
-        <w:t xml:space="preserve">  —— 主要界面说明</w:t>
+        <w:t>按确认范围与材料讲解方式组卷：已实现，PaperAssembler 只从题库装配，未确认范围直接抛错。</w:t>
       </w:r>
     </w:p>
     <w:p>
+      <w:pPr>
+        <w:ind w:firstLine="480"/>
+      </w:pPr>
       <w:r>
-        <w:rPr>
-          <w:rFonts w:ascii="SimHei" w:hAnsi="SimHei" w:eastAsia="SimHei"/>
-          <w:b/>
-          <w:sz w:val="28"/>
-        </w:rPr>
-        <w:t>七、后续安排</w:t>
-      </w:r>
-      <w:r>
-        <w:rPr>
-          <w:color w:val="646464"/>
-          <w:sz w:val="22"/>
-        </w:rPr>
-        <w:t xml:space="preserve">  —— 里程碑、未完成工作与时间规划</w:t>
-      </w:r>
-    </w:p>
-    <w:p>
-      <w:r>
-        <w:rPr>
-          <w:rFonts w:ascii="SimHei" w:hAnsi="SimHei" w:eastAsia="SimHei"/>
-          <w:b/>
-          <w:sz w:val="28"/>
-        </w:rPr>
-        <w:t>八、风险管理</w:t>
-      </w:r>
-      <w:r>
-        <w:rPr>
-          <w:color w:val="646464"/>
-          <w:sz w:val="22"/>
-        </w:rPr>
-        <w:t xml:space="preserve">  —— 风险识别与应对策略</w:t>
-      </w:r>
-    </w:p>
-    <w:p>
-      <w:r>
-        <w:rPr>
-          <w:rFonts w:ascii="SimHei" w:hAnsi="SimHei" w:eastAsia="SimHei"/>
-          <w:b/>
-          <w:sz w:val="28"/>
-        </w:rPr>
-        <w:t>九、重难点分析</w:t>
-      </w:r>
-      <w:r>
-        <w:rPr>
-          <w:color w:val="646464"/>
-          <w:sz w:val="22"/>
-        </w:rPr>
-        <w:t xml:space="preserve">  —— 关键技术难点与解决方案</w:t>
-      </w:r>
-    </w:p>
-    <w:p>
-      <w:r>
-        <w:br w:type="page"/>
+        <w:t>预览、修改、保存、导出：已实现，预览页支持改题干、选项、答案、解析、分值与顺序，导出多格式与答题卡。</w:t>
       </w:r>
     </w:p>
     <w:p>
@@ -240,20 +121,9 @@
       </w:pPr>
       <w:r>
         <w:rPr>
-          <w:rFonts w:ascii="SimHei" w:hAnsi="SimHei" w:eastAsia="SimHei"/>
+          <w:color w:val="1F3864"/>
         </w:rPr>
-        <w:t>一、技术路线</w:t>
-      </w:r>
-    </w:p>
-    <w:p>
-      <w:pPr>
-        <w:pStyle w:val="Heading2"/>
-      </w:pPr>
-      <w:r>
-        <w:rPr>
-          <w:rFonts w:ascii="SimHei" w:hAnsi="SimHei" w:eastAsia="SimHei"/>
-        </w:rPr>
-        <w:t>1.1 项目背景</w:t>
+        <w:t>新架构</w:t>
       </w:r>
     </w:p>
     <w:p>
@@ -261,60 +131,7 @@
         <w:ind w:firstLine="480"/>
       </w:pPr>
       <w:r>
-        <w:rPr>
-          <w:rFonts w:ascii="SimSun" w:hAnsi="SimSun" w:eastAsia="SimSun"/>
-          <w:b w:val="0"/>
-          <w:sz w:val="24"/>
-        </w:rPr>
-        <w:t>在高校《数据结构》课程教学中，出卷是教师一项高频且费时的工作。传统出卷方式面临以下痛点：</w:t>
-      </w:r>
-    </w:p>
-    <w:p>
-      <w:pPr>
-        <w:pStyle w:val="ListBullet"/>
-      </w:pPr>
-      <w:r>
-        <w:rPr>
-          <w:rFonts w:ascii="SimSun" w:hAnsi="SimSun" w:eastAsia="SimSun"/>
-          <w:sz w:val="24"/>
-        </w:rPr>
-        <w:t>效率低下：教师需从大量教学材料中手动梳理知识点，逐题编写、排版，耗费大量时间</w:t>
-      </w:r>
-    </w:p>
-    <w:p>
-      <w:pPr>
-        <w:pStyle w:val="ListBullet"/>
-      </w:pPr>
-      <w:r>
-        <w:rPr>
-          <w:rFonts w:ascii="SimSun" w:hAnsi="SimSun" w:eastAsia="SimSun"/>
-          <w:sz w:val="24"/>
-        </w:rPr>
-        <w:t>质量不稳定：试卷质量高度依赖教师个人经验，难以保证知识点覆盖度和难度分布的合理性</w:t>
-      </w:r>
-    </w:p>
-    <w:p>
-      <w:pPr>
-        <w:pStyle w:val="ListBullet"/>
-      </w:pPr>
-      <w:r>
-        <w:rPr>
-          <w:rFonts w:ascii="SimSun" w:hAnsi="SimSun" w:eastAsia="SimSun"/>
-          <w:sz w:val="24"/>
-        </w:rPr>
-        <w:t>教考分离：出题与教学内容脱节，容易出现考非所教的问题</w:t>
-      </w:r>
-    </w:p>
-    <w:p>
-      <w:pPr>
-        <w:pStyle w:val="ListBullet"/>
-      </w:pPr>
-      <w:r>
-        <w:rPr>
-          <w:rFonts w:ascii="SimSun" w:hAnsi="SimSun" w:eastAsia="SimSun"/>
-          <w:sz w:val="24"/>
-        </w:rPr>
-        <w:t>复用困难：历史试卷和题库缺乏系统管理，题目检索和复用效率低</w:t>
+        <w:t>考查范围模块：exam_scopes 与 exam_scope_nodes 两张表持久化范围树，出卷需求以 JSON 存档。</w:t>
       </w:r>
     </w:p>
     <w:p>
@@ -322,593 +139,7 @@
         <w:ind w:firstLine="480"/>
       </w:pPr>
       <w:r>
-        <w:rPr>
-          <w:rFonts w:ascii="SimSun" w:hAnsi="SimSun" w:eastAsia="SimSun"/>
-          <w:b w:val="0"/>
-          <w:sz w:val="24"/>
-        </w:rPr>
-        <w:t>本系统旨在利用大语言模型（LLM）与检索增强生成（RAG）技术，构建一个面向《数据结构》课程的智能出卷系统。帮助教师从教学材料中自动提取知识体系，根据出卷需求智能组卷，显著提升出卷效率和试卷质量。系统采用纯教师端 Web 应用模式，本地部署，数据完全本地化。</w:t>
-      </w:r>
-    </w:p>
-    <w:p>
-      <w:pPr>
-        <w:pStyle w:val="Heading2"/>
-      </w:pPr>
-      <w:r>
-        <w:rPr>
-          <w:rFonts w:ascii="SimHei" w:hAnsi="SimHei" w:eastAsia="SimHei"/>
-        </w:rPr>
-        <w:t>1.2 技术选型</w:t>
-      </w:r>
-    </w:p>
-    <w:tbl>
-      <w:tblPr>
-        <w:tblStyle w:val="LightGrid-Accent1"/>
-        <w:tblW w:type="auto" w:w="0"/>
-        <w:jc w:val="center"/>
-        <w:tblLook w:firstColumn="1" w:firstRow="1" w:lastColumn="0" w:lastRow="0" w:noHBand="0" w:noVBand="1" w:val="04A0"/>
-      </w:tblPr>
-      <w:tblGrid>
-        <w:gridCol w:w="3022"/>
-        <w:gridCol w:w="3022"/>
-        <w:gridCol w:w="3022"/>
-      </w:tblGrid>
-      <w:tr>
-        <w:tc>
-          <w:tcPr>
-            <w:tcW w:type="dxa" w:w="3022"/>
-          </w:tcPr>
-          <w:p>
-            <w:pPr>
-              <w:jc w:val="center"/>
-            </w:pPr>
-            <w:r>
-              <w:rPr>
-                <w:b/>
-                <w:sz w:val="20"/>
-              </w:rPr>
-              <w:t>层次</w:t>
-            </w:r>
-          </w:p>
-        </w:tc>
-        <w:tc>
-          <w:tcPr>
-            <w:tcW w:type="dxa" w:w="3022"/>
-          </w:tcPr>
-          <w:p>
-            <w:pPr>
-              <w:jc w:val="center"/>
-            </w:pPr>
-            <w:r>
-              <w:rPr>
-                <w:b/>
-                <w:sz w:val="20"/>
-              </w:rPr>
-              <w:t>技术</w:t>
-            </w:r>
-          </w:p>
-        </w:tc>
-        <w:tc>
-          <w:tcPr>
-            <w:tcW w:type="dxa" w:w="3022"/>
-          </w:tcPr>
-          <w:p>
-            <w:pPr>
-              <w:jc w:val="center"/>
-            </w:pPr>
-            <w:r>
-              <w:rPr>
-                <w:b/>
-                <w:sz w:val="20"/>
-              </w:rPr>
-              <w:t>选型理由</w:t>
-            </w:r>
-          </w:p>
-        </w:tc>
-      </w:tr>
-      <w:tr>
-        <w:tc>
-          <w:tcPr>
-            <w:tcW w:type="dxa" w:w="3022"/>
-          </w:tcPr>
-          <w:p>
-            <w:r>
-              <w:rPr>
-                <w:sz w:val="20"/>
-              </w:rPr>
-              <w:t>后端框架</w:t>
-            </w:r>
-          </w:p>
-        </w:tc>
-        <w:tc>
-          <w:tcPr>
-            <w:tcW w:type="dxa" w:w="3022"/>
-          </w:tcPr>
-          <w:p>
-            <w:r>
-              <w:rPr>
-                <w:sz w:val="20"/>
-              </w:rPr>
-              <w:t>FastAPI (Python)</w:t>
-            </w:r>
-          </w:p>
-        </w:tc>
-        <w:tc>
-          <w:tcPr>
-            <w:tcW w:type="dxa" w:w="3022"/>
-          </w:tcPr>
-          <w:p>
-            <w:r>
-              <w:rPr>
-                <w:sz w:val="20"/>
-              </w:rPr>
-              <w:t>异步高性能，原生支持 SSE 流式响应</w:t>
-            </w:r>
-          </w:p>
-        </w:tc>
-      </w:tr>
-      <w:tr>
-        <w:tc>
-          <w:tcPr>
-            <w:tcW w:type="dxa" w:w="3022"/>
-          </w:tcPr>
-          <w:p>
-            <w:r>
-              <w:rPr>
-                <w:sz w:val="20"/>
-              </w:rPr>
-              <w:t>ORM</w:t>
-            </w:r>
-          </w:p>
-        </w:tc>
-        <w:tc>
-          <w:tcPr>
-            <w:tcW w:type="dxa" w:w="3022"/>
-          </w:tcPr>
-          <w:p>
-            <w:r>
-              <w:rPr>
-                <w:sz w:val="20"/>
-              </w:rPr>
-              <w:t>SQLAlchemy 2.0 (Async)</w:t>
-            </w:r>
-          </w:p>
-        </w:tc>
-        <w:tc>
-          <w:tcPr>
-            <w:tcW w:type="dxa" w:w="3022"/>
-          </w:tcPr>
-          <w:p>
-            <w:r>
-              <w:rPr>
-                <w:sz w:val="20"/>
-              </w:rPr>
-              <w:t>异步数据库操作，与 FastAPI 深度集成</w:t>
-            </w:r>
-          </w:p>
-        </w:tc>
-      </w:tr>
-      <w:tr>
-        <w:tc>
-          <w:tcPr>
-            <w:tcW w:type="dxa" w:w="3022"/>
-          </w:tcPr>
-          <w:p>
-            <w:r>
-              <w:rPr>
-                <w:sz w:val="20"/>
-              </w:rPr>
-              <w:t>数据库</w:t>
-            </w:r>
-          </w:p>
-        </w:tc>
-        <w:tc>
-          <w:tcPr>
-            <w:tcW w:type="dxa" w:w="3022"/>
-          </w:tcPr>
-          <w:p>
-            <w:r>
-              <w:rPr>
-                <w:sz w:val="20"/>
-              </w:rPr>
-              <w:t>SQLite (aiosqlite)</w:t>
-            </w:r>
-          </w:p>
-        </w:tc>
-        <w:tc>
-          <w:tcPr>
-            <w:tcW w:type="dxa" w:w="3022"/>
-          </w:tcPr>
-          <w:p>
-            <w:r>
-              <w:rPr>
-                <w:sz w:val="20"/>
-              </w:rPr>
-              <w:t>轻量免安装，适合单机教师端部署</w:t>
-            </w:r>
-          </w:p>
-        </w:tc>
-      </w:tr>
-      <w:tr>
-        <w:tc>
-          <w:tcPr>
-            <w:tcW w:type="dxa" w:w="3022"/>
-          </w:tcPr>
-          <w:p>
-            <w:r>
-              <w:rPr>
-                <w:sz w:val="20"/>
-              </w:rPr>
-              <w:t>向量数据库</w:t>
-            </w:r>
-          </w:p>
-        </w:tc>
-        <w:tc>
-          <w:tcPr>
-            <w:tcW w:type="dxa" w:w="3022"/>
-          </w:tcPr>
-          <w:p>
-            <w:r>
-              <w:rPr>
-                <w:sz w:val="20"/>
-              </w:rPr>
-              <w:t>ChromaDB</w:t>
-            </w:r>
-          </w:p>
-        </w:tc>
-        <w:tc>
-          <w:tcPr>
-            <w:tcW w:type="dxa" w:w="3022"/>
-          </w:tcPr>
-          <w:p>
-            <w:r>
-              <w:rPr>
-                <w:sz w:val="20"/>
-              </w:rPr>
-              <w:t>轻量级持久化向量存储，内嵌部署无需额外服务</w:t>
-            </w:r>
-          </w:p>
-        </w:tc>
-      </w:tr>
-      <w:tr>
-        <w:tc>
-          <w:tcPr>
-            <w:tcW w:type="dxa" w:w="3022"/>
-          </w:tcPr>
-          <w:p>
-            <w:r>
-              <w:rPr>
-                <w:sz w:val="20"/>
-              </w:rPr>
-              <w:t>大语言模型</w:t>
-            </w:r>
-          </w:p>
-        </w:tc>
-        <w:tc>
-          <w:tcPr>
-            <w:tcW w:type="dxa" w:w="3022"/>
-          </w:tcPr>
-          <w:p>
-            <w:r>
-              <w:rPr>
-                <w:sz w:val="20"/>
-              </w:rPr>
-              <w:t>DeepSeek API (deepseek-chat)</w:t>
-            </w:r>
-          </w:p>
-        </w:tc>
-        <w:tc>
-          <w:tcPr>
-            <w:tcW w:type="dxa" w:w="3022"/>
-          </w:tcPr>
-          <w:p>
-            <w:r>
-              <w:rPr>
-                <w:sz w:val="20"/>
-              </w:rPr>
-              <w:t>国产高性价比，OpenAI 兼容接口，中文能力强</w:t>
-            </w:r>
-          </w:p>
-        </w:tc>
-      </w:tr>
-      <w:tr>
-        <w:tc>
-          <w:tcPr>
-            <w:tcW w:type="dxa" w:w="3022"/>
-          </w:tcPr>
-          <w:p>
-            <w:r>
-              <w:rPr>
-                <w:sz w:val="20"/>
-              </w:rPr>
-              <w:t>嵌入模型</w:t>
-            </w:r>
-          </w:p>
-        </w:tc>
-        <w:tc>
-          <w:tcPr>
-            <w:tcW w:type="dxa" w:w="3022"/>
-          </w:tcPr>
-          <w:p>
-            <w:r>
-              <w:rPr>
-                <w:sz w:val="20"/>
-              </w:rPr>
-              <w:t>BAAI/bge-small-zh-v1.5</w:t>
-            </w:r>
-          </w:p>
-        </w:tc>
-        <w:tc>
-          <w:tcPr>
-            <w:tcW w:type="dxa" w:w="3022"/>
-          </w:tcPr>
-          <w:p>
-            <w:r>
-              <w:rPr>
-                <w:sz w:val="20"/>
-              </w:rPr>
-              <w:t>开源中文嵌入模型（512维），本地运行零成本</w:t>
-            </w:r>
-          </w:p>
-        </w:tc>
-      </w:tr>
-      <w:tr>
-        <w:tc>
-          <w:tcPr>
-            <w:tcW w:type="dxa" w:w="3022"/>
-          </w:tcPr>
-          <w:p>
-            <w:r>
-              <w:rPr>
-                <w:sz w:val="20"/>
-              </w:rPr>
-              <w:t>文件解析</w:t>
-            </w:r>
-          </w:p>
-        </w:tc>
-        <w:tc>
-          <w:tcPr>
-            <w:tcW w:type="dxa" w:w="3022"/>
-          </w:tcPr>
-          <w:p>
-            <w:r>
-              <w:rPr>
-                <w:sz w:val="20"/>
-              </w:rPr>
-              <w:t>python-pptx / python-docx / PyMuPDF</w:t>
-            </w:r>
-          </w:p>
-        </w:tc>
-        <w:tc>
-          <w:tcPr>
-            <w:tcW w:type="dxa" w:w="3022"/>
-          </w:tcPr>
-          <w:p>
-            <w:r>
-              <w:rPr>
-                <w:sz w:val="20"/>
-              </w:rPr>
-              <w:t>支持 PPT/Word/PDF 多格式教学材料解析</w:t>
-            </w:r>
-          </w:p>
-        </w:tc>
-      </w:tr>
-      <w:tr>
-        <w:tc>
-          <w:tcPr>
-            <w:tcW w:type="dxa" w:w="3022"/>
-          </w:tcPr>
-          <w:p>
-            <w:r>
-              <w:rPr>
-                <w:sz w:val="20"/>
-              </w:rPr>
-              <w:t>文档导出</w:t>
-            </w:r>
-          </w:p>
-        </w:tc>
-        <w:tc>
-          <w:tcPr>
-            <w:tcW w:type="dxa" w:w="3022"/>
-          </w:tcPr>
-          <w:p>
-            <w:r>
-              <w:rPr>
-                <w:sz w:val="20"/>
-              </w:rPr>
-              <w:t>python-docx</w:t>
-            </w:r>
-          </w:p>
-        </w:tc>
-        <w:tc>
-          <w:tcPr>
-            <w:tcW w:type="dxa" w:w="3022"/>
-          </w:tcPr>
-          <w:p>
-            <w:r>
-              <w:rPr>
-                <w:sz w:val="20"/>
-              </w:rPr>
-              <w:t>生成标准 Word 试卷文档</w:t>
-            </w:r>
-          </w:p>
-        </w:tc>
-      </w:tr>
-      <w:tr>
-        <w:tc>
-          <w:tcPr>
-            <w:tcW w:type="dxa" w:w="3022"/>
-          </w:tcPr>
-          <w:p>
-            <w:r>
-              <w:rPr>
-                <w:sz w:val="20"/>
-              </w:rPr>
-              <w:t>前端框架</w:t>
-            </w:r>
-          </w:p>
-        </w:tc>
-        <w:tc>
-          <w:tcPr>
-            <w:tcW w:type="dxa" w:w="3022"/>
-          </w:tcPr>
-          <w:p>
-            <w:r>
-              <w:rPr>
-                <w:sz w:val="20"/>
-              </w:rPr>
-              <w:t>Vue 3 + Vite</w:t>
-            </w:r>
-          </w:p>
-        </w:tc>
-        <w:tc>
-          <w:tcPr>
-            <w:tcW w:type="dxa" w:w="3022"/>
-          </w:tcPr>
-          <w:p>
-            <w:r>
-              <w:rPr>
-                <w:sz w:val="20"/>
-              </w:rPr>
-              <w:t>响应式 UI，组件化开发</w:t>
-            </w:r>
-          </w:p>
-        </w:tc>
-      </w:tr>
-      <w:tr>
-        <w:tc>
-          <w:tcPr>
-            <w:tcW w:type="dxa" w:w="3022"/>
-          </w:tcPr>
-          <w:p>
-            <w:r>
-              <w:rPr>
-                <w:sz w:val="20"/>
-              </w:rPr>
-              <w:t>UI 组件库</w:t>
-            </w:r>
-          </w:p>
-        </w:tc>
-        <w:tc>
-          <w:tcPr>
-            <w:tcW w:type="dxa" w:w="3022"/>
-          </w:tcPr>
-          <w:p>
-            <w:r>
-              <w:rPr>
-                <w:sz w:val="20"/>
-              </w:rPr>
-              <w:t>Naive UI</w:t>
-            </w:r>
-          </w:p>
-        </w:tc>
-        <w:tc>
-          <w:tcPr>
-            <w:tcW w:type="dxa" w:w="3022"/>
-          </w:tcPr>
-          <w:p>
-            <w:r>
-              <w:rPr>
-                <w:sz w:val="20"/>
-              </w:rPr>
-              <w:t>TypeScript 原生、暗色模式、Tree 组件适合知识树</w:t>
-            </w:r>
-          </w:p>
-        </w:tc>
-      </w:tr>
-      <w:tr>
-        <w:tc>
-          <w:tcPr>
-            <w:tcW w:type="dxa" w:w="3022"/>
-          </w:tcPr>
-          <w:p>
-            <w:r>
-              <w:rPr>
-                <w:sz w:val="20"/>
-              </w:rPr>
-              <w:t>状态管理</w:t>
-            </w:r>
-          </w:p>
-        </w:tc>
-        <w:tc>
-          <w:tcPr>
-            <w:tcW w:type="dxa" w:w="3022"/>
-          </w:tcPr>
-          <w:p>
-            <w:r>
-              <w:rPr>
-                <w:sz w:val="20"/>
-              </w:rPr>
-              <w:t>Pinia</w:t>
-            </w:r>
-          </w:p>
-        </w:tc>
-        <w:tc>
-          <w:tcPr>
-            <w:tcW w:type="dxa" w:w="3022"/>
-          </w:tcPr>
-          <w:p>
-            <w:r>
-              <w:rPr>
-                <w:sz w:val="20"/>
-              </w:rPr>
-              <w:t>Vue 3 官方推荐，轻量简洁</w:t>
-            </w:r>
-          </w:p>
-        </w:tc>
-      </w:tr>
-      <w:tr>
-        <w:tc>
-          <w:tcPr>
-            <w:tcW w:type="dxa" w:w="3022"/>
-          </w:tcPr>
-          <w:p>
-            <w:r>
-              <w:rPr>
-                <w:sz w:val="20"/>
-              </w:rPr>
-              <w:t>AI 对话</w:t>
-            </w:r>
-          </w:p>
-        </w:tc>
-        <w:tc>
-          <w:tcPr>
-            <w:tcW w:type="dxa" w:w="3022"/>
-          </w:tcPr>
-          <w:p>
-            <w:r>
-              <w:rPr>
-                <w:sz w:val="20"/>
-              </w:rPr>
-              <w:t>SSE (Server-Sent Events)</w:t>
-            </w:r>
-          </w:p>
-        </w:tc>
-        <w:tc>
-          <w:tcPr>
-            <w:tcW w:type="dxa" w:w="3022"/>
-          </w:tcPr>
-          <w:p>
-            <w:r>
-              <w:rPr>
-                <w:sz w:val="20"/>
-              </w:rPr>
-              <w:t>单向长连接流式推送，比 WebSocket 更轻量</w:t>
-            </w:r>
-          </w:p>
-        </w:tc>
-      </w:tr>
-    </w:tbl>
-    <w:p/>
-    <w:p>
-      <w:pPr>
-        <w:pStyle w:val="Heading2"/>
-      </w:pPr>
-      <w:r>
-        <w:rPr>
-          <w:rFonts w:ascii="SimHei" w:hAnsi="SimHei" w:eastAsia="SimHei"/>
-        </w:rPr>
-        <w:t>1.3 开发路线</w:t>
+        <w:t>ScopeBuilder：从课程知识树按出卷需求过滤，保留祖先链，产出 proposed 状态的考查范围。</w:t>
       </w:r>
     </w:p>
     <w:p>
@@ -916,53 +147,15 @@
         <w:ind w:firstLine="480"/>
       </w:pPr>
       <w:r>
-        <w:rPr>
-          <w:rFonts w:ascii="SimSun" w:hAnsi="SimSun" w:eastAsia="SimSun"/>
-          <w:b w:val="0"/>
-          <w:sz w:val="24"/>
-        </w:rPr>
-        <w:t>项目采用"敏捷迭代 + 模块化并行"开发策略，分为三个阶段：</w:t>
+        <w:t>PaperAssembler：组卷唯一实现，拼接定义、术语、解题步骤与教学重点作为上下文，先检索题库。</w:t>
       </w:r>
     </w:p>
     <w:p>
       <w:pPr>
-        <w:pStyle w:val="ListBullet"/>
+        <w:ind w:firstLine="480"/>
       </w:pPr>
       <w:r>
-        <w:rPr>
-          <w:rFonts w:ascii="SimSun" w:hAnsi="SimSun" w:eastAsia="SimSun"/>
-          <w:sz w:val="24"/>
-        </w:rPr>
-        <w:t>第一阶段（基础设施）：搭建 FastAPI + Vue 3 项目骨架，完成数据模型设计与 CRUD API</w:t>
-      </w:r>
-    </w:p>
-    <w:p>
-      <w:pPr>
-        <w:pStyle w:val="ListBullet"/>
-      </w:pPr>
-      <w:r>
-        <w:rPr>
-          <w:rFonts w:ascii="SimSun" w:hAnsi="SimSun" w:eastAsia="SimSun"/>
-          <w:sz w:val="24"/>
-        </w:rPr>
-        <w:t>第二阶段（核心功能）：实现材料上传解析、知识树 LLM 提取、RAG 语义检索、智能组卷流水线</w:t>
-      </w:r>
-    </w:p>
-    <w:p>
-      <w:pPr>
-        <w:pStyle w:val="ListBullet"/>
-      </w:pPr>
-      <w:r>
-        <w:rPr>
-          <w:rFonts w:ascii="SimSun" w:hAnsi="SimSun" w:eastAsia="SimSun"/>
-          <w:sz w:val="24"/>
-        </w:rPr>
-        <w:t>第三阶段（完善体验）：集成 AI 对话助手、DOCX 试卷导出、Bug 修复与嵌入模型切换</w:t>
-      </w:r>
-    </w:p>
-    <w:p>
-      <w:r>
-        <w:br w:type="page"/>
+        <w:t>单一教学助手：LangGraph 状态机依次经过意图路由、提出范围、范围审核中断、装配、试卷审核中断。</w:t>
       </w:r>
     </w:p>
     <w:p>
@@ -971,20 +164,9 @@
       </w:pPr>
       <w:r>
         <w:rPr>
-          <w:rFonts w:ascii="SimHei" w:hAnsi="SimHei" w:eastAsia="SimHei"/>
+          <w:color w:val="1F3864"/>
         </w:rPr>
-        <w:t>二、系统架构</w:t>
-      </w:r>
-    </w:p>
-    <w:p>
-      <w:pPr>
-        <w:pStyle w:val="Heading2"/>
-      </w:pPr>
-      <w:r>
-        <w:rPr>
-          <w:rFonts w:ascii="SimHei" w:hAnsi="SimHei" w:eastAsia="SimHei"/>
-        </w:rPr>
-        <w:t>2.1 整体架构</w:t>
+        <w:t>前端换栈说明</w:t>
       </w:r>
     </w:p>
     <w:p>
@@ -992,254 +174,7 @@
         <w:ind w:firstLine="480"/>
       </w:pPr>
       <w:r>
-        <w:rPr>
-          <w:rFonts w:ascii="SimSun" w:hAnsi="SimSun" w:eastAsia="SimSun"/>
-          <w:b w:val="0"/>
-          <w:sz w:val="24"/>
-        </w:rPr>
-        <w:t>系统采用经典的前后端分离架构，后端提供 RESTful API + SSE 流式接口，前端通过 Axios 进行 HTTP 通信。整体架构分为四层：</w:t>
-      </w:r>
-    </w:p>
-    <w:tbl>
-      <w:tblPr>
-        <w:tblStyle w:val="LightGrid-Accent1"/>
-        <w:tblW w:type="auto" w:w="0"/>
-        <w:jc w:val="center"/>
-        <w:tblLook w:firstColumn="1" w:firstRow="1" w:lastColumn="0" w:lastRow="0" w:noHBand="0" w:noVBand="1" w:val="04A0"/>
-      </w:tblPr>
-      <w:tblGrid>
-        <w:gridCol w:w="3022"/>
-        <w:gridCol w:w="3022"/>
-        <w:gridCol w:w="3022"/>
-      </w:tblGrid>
-      <w:tr>
-        <w:tc>
-          <w:tcPr>
-            <w:tcW w:type="dxa" w:w="3022"/>
-          </w:tcPr>
-          <w:p>
-            <w:pPr>
-              <w:jc w:val="center"/>
-            </w:pPr>
-            <w:r>
-              <w:rPr>
-                <w:b/>
-                <w:sz w:val="20"/>
-              </w:rPr>
-              <w:t>层级</w:t>
-            </w:r>
-          </w:p>
-        </w:tc>
-        <w:tc>
-          <w:tcPr>
-            <w:tcW w:type="dxa" w:w="3022"/>
-          </w:tcPr>
-          <w:p>
-            <w:pPr>
-              <w:jc w:val="center"/>
-            </w:pPr>
-            <w:r>
-              <w:rPr>
-                <w:b/>
-                <w:sz w:val="20"/>
-              </w:rPr>
-              <w:t>组件</w:t>
-            </w:r>
-          </w:p>
-        </w:tc>
-        <w:tc>
-          <w:tcPr>
-            <w:tcW w:type="dxa" w:w="3022"/>
-          </w:tcPr>
-          <w:p>
-            <w:pPr>
-              <w:jc w:val="center"/>
-            </w:pPr>
-            <w:r>
-              <w:rPr>
-                <w:b/>
-                <w:sz w:val="20"/>
-              </w:rPr>
-              <w:t>职责</w:t>
-            </w:r>
-          </w:p>
-        </w:tc>
-      </w:tr>
-      <w:tr>
-        <w:tc>
-          <w:tcPr>
-            <w:tcW w:type="dxa" w:w="3022"/>
-          </w:tcPr>
-          <w:p>
-            <w:r>
-              <w:rPr>
-                <w:sz w:val="20"/>
-              </w:rPr>
-              <w:t>表现层</w:t>
-            </w:r>
-          </w:p>
-        </w:tc>
-        <w:tc>
-          <w:tcPr>
-            <w:tcW w:type="dxa" w:w="3022"/>
-          </w:tcPr>
-          <w:p>
-            <w:r>
-              <w:rPr>
-                <w:sz w:val="20"/>
-              </w:rPr>
-              <w:t>Vue 3 + Naive UI + Pinia</w:t>
-            </w:r>
-          </w:p>
-        </w:tc>
-        <w:tc>
-          <w:tcPr>
-            <w:tcW w:type="dxa" w:w="3022"/>
-          </w:tcPr>
-          <w:p>
-            <w:r>
-              <w:rPr>
-                <w:sz w:val="20"/>
-              </w:rPr>
-              <w:t>教师交互界面、知识树可视化、AI 对话面板</w:t>
-            </w:r>
-          </w:p>
-        </w:tc>
-      </w:tr>
-      <w:tr>
-        <w:tc>
-          <w:tcPr>
-            <w:tcW w:type="dxa" w:w="3022"/>
-          </w:tcPr>
-          <w:p>
-            <w:r>
-              <w:rPr>
-                <w:sz w:val="20"/>
-              </w:rPr>
-              <w:t>接口层</w:t>
-            </w:r>
-          </w:p>
-        </w:tc>
-        <w:tc>
-          <w:tcPr>
-            <w:tcW w:type="dxa" w:w="3022"/>
-          </w:tcPr>
-          <w:p>
-            <w:r>
-              <w:rPr>
-                <w:sz w:val="20"/>
-              </w:rPr>
-              <w:t>FastAPI Routers</w:t>
-            </w:r>
-          </w:p>
-        </w:tc>
-        <w:tc>
-          <w:tcPr>
-            <w:tcW w:type="dxa" w:w="3022"/>
-          </w:tcPr>
-          <w:p>
-            <w:r>
-              <w:rPr>
-                <w:sz w:val="20"/>
-              </w:rPr>
-              <w:t>RESTful API 路由、请求校验、SSE 流式端点</w:t>
-            </w:r>
-          </w:p>
-        </w:tc>
-      </w:tr>
-      <w:tr>
-        <w:tc>
-          <w:tcPr>
-            <w:tcW w:type="dxa" w:w="3022"/>
-          </w:tcPr>
-          <w:p>
-            <w:r>
-              <w:rPr>
-                <w:sz w:val="20"/>
-              </w:rPr>
-              <w:t>业务层</w:t>
-            </w:r>
-          </w:p>
-        </w:tc>
-        <w:tc>
-          <w:tcPr>
-            <w:tcW w:type="dxa" w:w="3022"/>
-          </w:tcPr>
-          <w:p>
-            <w:r>
-              <w:rPr>
-                <w:sz w:val="20"/>
-              </w:rPr>
-              <w:t>Service 模块</w:t>
-            </w:r>
-          </w:p>
-        </w:tc>
-        <w:tc>
-          <w:tcPr>
-            <w:tcW w:type="dxa" w:w="3022"/>
-          </w:tcPr>
-          <w:p>
-            <w:r>
-              <w:rPr>
-                <w:sz w:val="20"/>
-              </w:rPr>
-              <w:t>题服务、组卷流水线、RAG 检索、LLM 适配、文件解析</w:t>
-            </w:r>
-          </w:p>
-        </w:tc>
-      </w:tr>
-      <w:tr>
-        <w:tc>
-          <w:tcPr>
-            <w:tcW w:type="dxa" w:w="3022"/>
-          </w:tcPr>
-          <w:p>
-            <w:r>
-              <w:rPr>
-                <w:sz w:val="20"/>
-              </w:rPr>
-              <w:t>数据层</w:t>
-            </w:r>
-          </w:p>
-        </w:tc>
-        <w:tc>
-          <w:tcPr>
-            <w:tcW w:type="dxa" w:w="3022"/>
-          </w:tcPr>
-          <w:p>
-            <w:r>
-              <w:rPr>
-                <w:sz w:val="20"/>
-              </w:rPr>
-              <w:t>SQLite + ChromaDB</w:t>
-            </w:r>
-          </w:p>
-        </w:tc>
-        <w:tc>
-          <w:tcPr>
-            <w:tcW w:type="dxa" w:w="3022"/>
-          </w:tcPr>
-          <w:p>
-            <w:r>
-              <w:rPr>
-                <w:sz w:val="20"/>
-              </w:rPr>
-              <w:t>关系数据持久化、向量嵌入存储与语义检索</w:t>
-            </w:r>
-          </w:p>
-        </w:tc>
-      </w:tr>
-    </w:tbl>
-    <w:p/>
-    <w:p>
-      <w:pPr>
-        <w:pStyle w:val="Heading2"/>
-      </w:pPr>
-      <w:r>
-        <w:rPr>
-          <w:rFonts w:ascii="SimHei" w:hAnsi="SimHei" w:eastAsia="SimHei"/>
-        </w:rPr>
-        <w:t>2.2 模块架构</w:t>
+        <w:t>旧版前端使用 Vue 3 与 Naive UI，页面之间状态共享薄弱，类型系统缺失，向导式流程难以维护。</w:t>
       </w:r>
     </w:p>
     <w:p>
@@ -1247,336 +182,7 @@
         <w:ind w:firstLine="480"/>
       </w:pPr>
       <w:r>
-        <w:rPr>
-          <w:rFonts w:ascii="SimSun" w:hAnsi="SimSun" w:eastAsia="SimSun"/>
-          <w:b w:val="0"/>
-          <w:sz w:val="24"/>
-        </w:rPr>
-        <w:t>后端按职责划分为 6 个核心模块：</w:t>
-      </w:r>
-    </w:p>
-    <w:tbl>
-      <w:tblPr>
-        <w:tblStyle w:val="LightGrid-Accent1"/>
-        <w:tblW w:type="auto" w:w="0"/>
-        <w:jc w:val="center"/>
-        <w:tblLook w:firstColumn="1" w:firstRow="1" w:lastColumn="0" w:lastRow="0" w:noHBand="0" w:noVBand="1" w:val="04A0"/>
-      </w:tblPr>
-      <w:tblGrid>
-        <w:gridCol w:w="3022"/>
-        <w:gridCol w:w="3022"/>
-        <w:gridCol w:w="3022"/>
-      </w:tblGrid>
-      <w:tr>
-        <w:tc>
-          <w:tcPr>
-            <w:tcW w:type="dxa" w:w="3022"/>
-          </w:tcPr>
-          <w:p>
-            <w:pPr>
-              <w:jc w:val="center"/>
-            </w:pPr>
-            <w:r>
-              <w:rPr>
-                <w:b/>
-                <w:sz w:val="20"/>
-              </w:rPr>
-              <w:t>模块</w:t>
-            </w:r>
-          </w:p>
-        </w:tc>
-        <w:tc>
-          <w:tcPr>
-            <w:tcW w:type="dxa" w:w="3022"/>
-          </w:tcPr>
-          <w:p>
-            <w:pPr>
-              <w:jc w:val="center"/>
-            </w:pPr>
-            <w:r>
-              <w:rPr>
-                <w:b/>
-                <w:sz w:val="20"/>
-              </w:rPr>
-              <w:t>核心类/文件</w:t>
-            </w:r>
-          </w:p>
-        </w:tc>
-        <w:tc>
-          <w:tcPr>
-            <w:tcW w:type="dxa" w:w="3022"/>
-          </w:tcPr>
-          <w:p>
-            <w:pPr>
-              <w:jc w:val="center"/>
-            </w:pPr>
-            <w:r>
-              <w:rPr>
-                <w:b/>
-                <w:sz w:val="20"/>
-              </w:rPr>
-              <w:t>功能说明</w:t>
-            </w:r>
-          </w:p>
-        </w:tc>
-      </w:tr>
-      <w:tr>
-        <w:tc>
-          <w:tcPr>
-            <w:tcW w:type="dxa" w:w="3022"/>
-          </w:tcPr>
-          <w:p>
-            <w:r>
-              <w:rPr>
-                <w:sz w:val="20"/>
-              </w:rPr>
-              <w:t>LLM 适配器</w:t>
-            </w:r>
-          </w:p>
-        </w:tc>
-        <w:tc>
-          <w:tcPr>
-            <w:tcW w:type="dxa" w:w="3022"/>
-          </w:tcPr>
-          <w:p>
-            <w:r>
-              <w:rPr>
-                <w:sz w:val="20"/>
-              </w:rPr>
-              <w:t>llm_adapter.py / LLMAdapter</w:t>
-            </w:r>
-          </w:p>
-        </w:tc>
-        <w:tc>
-          <w:tcPr>
-            <w:tcW w:type="dxa" w:w="3022"/>
-          </w:tcPr>
-          <w:p>
-            <w:r>
-              <w:rPr>
-                <w:sz w:val="20"/>
-              </w:rPr>
-              <w:t>统一 DeepSeek API 调用接口：对话、流式、嵌入、Function Calling</w:t>
-            </w:r>
-          </w:p>
-        </w:tc>
-      </w:tr>
-      <w:tr>
-        <w:tc>
-          <w:tcPr>
-            <w:tcW w:type="dxa" w:w="3022"/>
-          </w:tcPr>
-          <w:p>
-            <w:r>
-              <w:rPr>
-                <w:sz w:val="20"/>
-              </w:rPr>
-              <w:t>RAG 流水线</w:t>
-            </w:r>
-          </w:p>
-        </w:tc>
-        <w:tc>
-          <w:tcPr>
-            <w:tcW w:type="dxa" w:w="3022"/>
-          </w:tcPr>
-          <w:p>
-            <w:r>
-              <w:rPr>
-                <w:sz w:val="20"/>
-              </w:rPr>
-              <w:t>rag.py / RAGPipeline</w:t>
-            </w:r>
-          </w:p>
-        </w:tc>
-        <w:tc>
-          <w:tcPr>
-            <w:tcW w:type="dxa" w:w="3022"/>
-          </w:tcPr>
-          <w:p>
-            <w:r>
-              <w:rPr>
-                <w:sz w:val="20"/>
-              </w:rPr>
-              <w:t>ChromaDB 向量增删查、余弦相似度语义检索</w:t>
-            </w:r>
-          </w:p>
-        </w:tc>
-      </w:tr>
-      <w:tr>
-        <w:tc>
-          <w:tcPr>
-            <w:tcW w:type="dxa" w:w="3022"/>
-          </w:tcPr>
-          <w:p>
-            <w:r>
-              <w:rPr>
-                <w:sz w:val="20"/>
-              </w:rPr>
-              <w:t>文件解析器</w:t>
-            </w:r>
-          </w:p>
-        </w:tc>
-        <w:tc>
-          <w:tcPr>
-            <w:tcW w:type="dxa" w:w="3022"/>
-          </w:tcPr>
-          <w:p>
-            <w:r>
-              <w:rPr>
-                <w:sz w:val="20"/>
-              </w:rPr>
-              <w:t>file_parser.py / FileParser</w:t>
-            </w:r>
-          </w:p>
-        </w:tc>
-        <w:tc>
-          <w:tcPr>
-            <w:tcW w:type="dxa" w:w="3022"/>
-          </w:tcPr>
-          <w:p>
-            <w:r>
-              <w:rPr>
-                <w:sz w:val="20"/>
-              </w:rPr>
-              <w:t>PPTX/DOCX/PDF/MD → Markdown 统一输出</w:t>
-            </w:r>
-          </w:p>
-        </w:tc>
-      </w:tr>
-      <w:tr>
-        <w:tc>
-          <w:tcPr>
-            <w:tcW w:type="dxa" w:w="3022"/>
-          </w:tcPr>
-          <w:p>
-            <w:r>
-              <w:rPr>
-                <w:sz w:val="20"/>
-              </w:rPr>
-              <w:t>组卷生成器</w:t>
-            </w:r>
-          </w:p>
-        </w:tc>
-        <w:tc>
-          <w:tcPr>
-            <w:tcW w:type="dxa" w:w="3022"/>
-          </w:tcPr>
-          <w:p>
-            <w:r>
-              <w:rPr>
-                <w:sz w:val="20"/>
-              </w:rPr>
-              <w:t>exam_generator.py / ExamGenerator</w:t>
-            </w:r>
-          </w:p>
-        </w:tc>
-        <w:tc>
-          <w:tcPr>
-            <w:tcW w:type="dxa" w:w="3022"/>
-          </w:tcPr>
-          <w:p>
-            <w:r>
-              <w:rPr>
-                <w:sz w:val="20"/>
-              </w:rPr>
-              <w:t>种子题库匹配 + LLM 补充的混合组卷</w:t>
-            </w:r>
-          </w:p>
-        </w:tc>
-      </w:tr>
-      <w:tr>
-        <w:tc>
-          <w:tcPr>
-            <w:tcW w:type="dxa" w:w="3022"/>
-          </w:tcPr>
-          <w:p>
-            <w:r>
-              <w:rPr>
-                <w:sz w:val="20"/>
-              </w:rPr>
-              <w:t>题服务</w:t>
-            </w:r>
-          </w:p>
-        </w:tc>
-        <w:tc>
-          <w:tcPr>
-            <w:tcW w:type="dxa" w:w="3022"/>
-          </w:tcPr>
-          <w:p>
-            <w:r>
-              <w:rPr>
-                <w:sz w:val="20"/>
-              </w:rPr>
-              <w:t>question_service.py / QuestionService</w:t>
-            </w:r>
-          </w:p>
-        </w:tc>
-        <w:tc>
-          <w:tcPr>
-            <w:tcW w:type="dxa" w:w="3022"/>
-          </w:tcPr>
-          <w:p>
-            <w:r>
-              <w:rPr>
-                <w:sz w:val="20"/>
-              </w:rPr>
-              <w:t>CRUD + 自动向量化 + RAG 同步 + 语义搜索</w:t>
-            </w:r>
-          </w:p>
-        </w:tc>
-      </w:tr>
-      <w:tr>
-        <w:tc>
-          <w:tcPr>
-            <w:tcW w:type="dxa" w:w="3022"/>
-          </w:tcPr>
-          <w:p>
-            <w:r>
-              <w:rPr>
-                <w:sz w:val="20"/>
-              </w:rPr>
-              <w:t>导出服务</w:t>
-            </w:r>
-          </w:p>
-        </w:tc>
-        <w:tc>
-          <w:tcPr>
-            <w:tcW w:type="dxa" w:w="3022"/>
-          </w:tcPr>
-          <w:p>
-            <w:r>
-              <w:rPr>
-                <w:sz w:val="20"/>
-              </w:rPr>
-              <w:t>docx_export.py + export_service.py</w:t>
-            </w:r>
-          </w:p>
-        </w:tc>
-        <w:tc>
-          <w:tcPr>
-            <w:tcW w:type="dxa" w:w="3022"/>
-          </w:tcPr>
-          <w:p>
-            <w:r>
-              <w:rPr>
-                <w:sz w:val="20"/>
-              </w:rPr>
-              <w:t>Word 试卷文档生成（含/不含答案）</w:t>
-            </w:r>
-          </w:p>
-        </w:tc>
-      </w:tr>
-    </w:tbl>
-    <w:p/>
-    <w:p>
-      <w:pPr>
-        <w:pStyle w:val="Heading2"/>
-      </w:pPr>
-      <w:r>
-        <w:rPr>
-          <w:rFonts w:ascii="SimHei" w:hAnsi="SimHei" w:eastAsia="SimHei"/>
-        </w:rPr>
-        <w:t>2.3 数据流</w:t>
+        <w:t>完善版以 React 18 + Ant Design 5 重写全部页面，页面职责保持一致，仅新增草稿页与范围审核步骤。</w:t>
       </w:r>
     </w:p>
     <w:p>
@@ -1584,109 +190,7 @@
         <w:ind w:firstLine="480"/>
       </w:pPr>
       <w:r>
-        <w:rPr>
-          <w:rFonts w:ascii="SimSun" w:hAnsi="SimSun" w:eastAsia="SimSun"/>
-          <w:b w:val="0"/>
-          <w:sz w:val="24"/>
-        </w:rPr>
-        <w:t>核心业务流程数据流如下：</w:t>
-      </w:r>
-    </w:p>
-    <w:p>
-      <w:r>
-        <w:rPr>
-          <w:rFonts w:ascii="SimSun" w:hAnsi="SimSun" w:eastAsia="SimSun"/>
-          <w:b/>
-          <w:sz w:val="24"/>
-        </w:rPr>
-        <w:t>【材料 → 知识树】</w:t>
-      </w:r>
-    </w:p>
-    <w:p>
-      <w:pPr>
-        <w:ind w:firstLine="480"/>
-      </w:pPr>
-      <w:r>
-        <w:rPr>
-          <w:rFonts w:ascii="SimSun" w:hAnsi="SimSun" w:eastAsia="SimSun"/>
-          <w:b w:val="0"/>
-          <w:sz w:val="24"/>
-        </w:rPr>
-        <w:t>教师上传 PPTX/DOCX/PDF → FileParser 解析为 Markdown → LLM 提取章/节/知识点三层树 → 存入 KnowledgeNode 表</w:t>
-      </w:r>
-    </w:p>
-    <w:p>
-      <w:r>
-        <w:rPr>
-          <w:rFonts w:ascii="SimSun" w:hAnsi="SimSun" w:eastAsia="SimSun"/>
-          <w:b/>
-          <w:sz w:val="24"/>
-        </w:rPr>
-        <w:t>【题库 → 向量化】</w:t>
-      </w:r>
-    </w:p>
-    <w:p>
-      <w:pPr>
-        <w:ind w:firstLine="480"/>
-      </w:pPr>
-      <w:r>
-        <w:rPr>
-          <w:rFonts w:ascii="SimSun" w:hAnsi="SimSun" w:eastAsia="SimSun"/>
-          <w:b w:val="0"/>
-          <w:sz w:val="24"/>
-        </w:rPr>
-        <w:t>题目创建/导入 → LLMAdapter.embed() 调用本地 BGE 模型生成 512 维向量 → RAGPipeline.add_question() 存入 ChromaDB</w:t>
-      </w:r>
-    </w:p>
-    <w:p>
-      <w:r>
-        <w:rPr>
-          <w:rFonts w:ascii="SimSun" w:hAnsi="SimSun" w:eastAsia="SimSun"/>
-          <w:b/>
-          <w:sz w:val="24"/>
-        </w:rPr>
-        <w:t>【组卷流程】</w:t>
-      </w:r>
-    </w:p>
-    <w:p>
-      <w:pPr>
-        <w:ind w:firstLine="480"/>
-      </w:pPr>
-      <w:r>
-        <w:rPr>
-          <w:rFonts w:ascii="SimSun" w:hAnsi="SimSun" w:eastAsia="SimSun"/>
-          <w:b w:val="0"/>
-          <w:sz w:val="24"/>
-        </w:rPr>
-        <w:t>教师选择知识点 + 题型配比 + 难度分布 → ExamGenerator 优先从题库语义匹配 → 不足时 LLM 补充 → 创建 Exam + ExamQuestion 关联记录</w:t>
-      </w:r>
-    </w:p>
-    <w:p>
-      <w:r>
-        <w:rPr>
-          <w:rFonts w:ascii="SimSun" w:hAnsi="SimSun" w:eastAsia="SimSun"/>
-          <w:b/>
-          <w:sz w:val="24"/>
-        </w:rPr>
-        <w:t>【AI 对话】</w:t>
-      </w:r>
-    </w:p>
-    <w:p>
-      <w:pPr>
-        <w:ind w:firstLine="480"/>
-      </w:pPr>
-      <w:r>
-        <w:rPr>
-          <w:rFonts w:ascii="SimSun" w:hAnsi="SimSun" w:eastAsia="SimSun"/>
-          <w:b w:val="0"/>
-          <w:sz w:val="24"/>
-        </w:rPr>
-        <w:t>前端 SSE 连接 → Chat Service 构建对话上下文 → DeepSeek API 流式返回 → 前端逐字渲染</w:t>
-      </w:r>
-    </w:p>
-    <w:p>
-      <w:r>
-        <w:br w:type="page"/>
+        <w:t>旧 Vue 源码已从运行目录移除并冻结进差异基线，新前端构建以 tsc 类型检查与 Vite 产物为门。</w:t>
       </w:r>
     </w:p>
     <w:p>
@@ -1695,385 +199,9 @@
       </w:pPr>
       <w:r>
         <w:rPr>
-          <w:rFonts w:ascii="SimHei" w:hAnsi="SimHei" w:eastAsia="SimHei"/>
+          <w:color w:val="1F3864"/>
         </w:rPr>
-        <w:t>三、功能设计</w:t>
-      </w:r>
-    </w:p>
-    <w:p>
-      <w:pPr>
-        <w:pStyle w:val="Heading2"/>
-      </w:pPr>
-      <w:r>
-        <w:rPr>
-          <w:rFonts w:ascii="SimHei" w:hAnsi="SimHei" w:eastAsia="SimHei"/>
-        </w:rPr>
-        <w:t>3.1 功能模块总览</w:t>
-      </w:r>
-    </w:p>
-    <w:tbl>
-      <w:tblPr>
-        <w:tblStyle w:val="LightGrid-Accent1"/>
-        <w:tblW w:type="auto" w:w="0"/>
-        <w:jc w:val="center"/>
-        <w:tblLook w:firstColumn="1" w:firstRow="1" w:lastColumn="0" w:lastRow="0" w:noHBand="0" w:noVBand="1" w:val="04A0"/>
-      </w:tblPr>
-      <w:tblGrid>
-        <w:gridCol w:w="3022"/>
-        <w:gridCol w:w="3022"/>
-        <w:gridCol w:w="3022"/>
-      </w:tblGrid>
-      <w:tr>
-        <w:tc>
-          <w:tcPr>
-            <w:tcW w:type="dxa" w:w="3022"/>
-          </w:tcPr>
-          <w:p>
-            <w:pPr>
-              <w:jc w:val="center"/>
-            </w:pPr>
-            <w:r>
-              <w:rPr>
-                <w:b/>
-                <w:sz w:val="20"/>
-              </w:rPr>
-              <w:t>模块</w:t>
-            </w:r>
-          </w:p>
-        </w:tc>
-        <w:tc>
-          <w:tcPr>
-            <w:tcW w:type="dxa" w:w="3022"/>
-          </w:tcPr>
-          <w:p>
-            <w:pPr>
-              <w:jc w:val="center"/>
-            </w:pPr>
-            <w:r>
-              <w:rPr>
-                <w:b/>
-                <w:sz w:val="20"/>
-              </w:rPr>
-              <w:t>功能点</w:t>
-            </w:r>
-          </w:p>
-        </w:tc>
-        <w:tc>
-          <w:tcPr>
-            <w:tcW w:type="dxa" w:w="3022"/>
-          </w:tcPr>
-          <w:p>
-            <w:pPr>
-              <w:jc w:val="center"/>
-            </w:pPr>
-            <w:r>
-              <w:rPr>
-                <w:b/>
-                <w:sz w:val="20"/>
-              </w:rPr>
-              <w:t>说明</w:t>
-            </w:r>
-          </w:p>
-        </w:tc>
-      </w:tr>
-      <w:tr>
-        <w:tc>
-          <w:tcPr>
-            <w:tcW w:type="dxa" w:w="3022"/>
-          </w:tcPr>
-          <w:p>
-            <w:r>
-              <w:rPr>
-                <w:sz w:val="20"/>
-              </w:rPr>
-              <w:t>首页概览</w:t>
-            </w:r>
-          </w:p>
-        </w:tc>
-        <w:tc>
-          <w:tcPr>
-            <w:tcW w:type="dxa" w:w="3022"/>
-          </w:tcPr>
-          <w:p>
-            <w:r>
-              <w:rPr>
-                <w:sz w:val="20"/>
-              </w:rPr>
-              <w:t>统计面板 + 快捷入口</w:t>
-            </w:r>
-          </w:p>
-        </w:tc>
-        <w:tc>
-          <w:tcPr>
-            <w:tcW w:type="dxa" w:w="3022"/>
-          </w:tcPr>
-          <w:p>
-            <w:r>
-              <w:rPr>
-                <w:sz w:val="20"/>
-              </w:rPr>
-              <w:t>展示材料数、题目数、试卷数；一键跳转上传/组卷</w:t>
-            </w:r>
-          </w:p>
-        </w:tc>
-      </w:tr>
-      <w:tr>
-        <w:tc>
-          <w:tcPr>
-            <w:tcW w:type="dxa" w:w="3022"/>
-          </w:tcPr>
-          <w:p>
-            <w:r>
-              <w:rPr>
-                <w:sz w:val="20"/>
-              </w:rPr>
-              <w:t>材料管理</w:t>
-            </w:r>
-          </w:p>
-        </w:tc>
-        <w:tc>
-          <w:tcPr>
-            <w:tcW w:type="dxa" w:w="3022"/>
-          </w:tcPr>
-          <w:p>
-            <w:r>
-              <w:rPr>
-                <w:sz w:val="20"/>
-              </w:rPr>
-              <w:t>上传 / 解析 / 预览 / 删除</w:t>
-            </w:r>
-          </w:p>
-        </w:tc>
-        <w:tc>
-          <w:tcPr>
-            <w:tcW w:type="dxa" w:w="3022"/>
-          </w:tcPr>
-          <w:p>
-            <w:r>
-              <w:rPr>
-                <w:sz w:val="20"/>
-              </w:rPr>
-              <w:t>支持 PPTX/DOCX/PDF/MD 四种格式自动解析为 Markdown</w:t>
-            </w:r>
-          </w:p>
-        </w:tc>
-      </w:tr>
-      <w:tr>
-        <w:tc>
-          <w:tcPr>
-            <w:tcW w:type="dxa" w:w="3022"/>
-          </w:tcPr>
-          <w:p>
-            <w:r>
-              <w:rPr>
-                <w:sz w:val="20"/>
-              </w:rPr>
-              <w:t>知识树</w:t>
-            </w:r>
-          </w:p>
-        </w:tc>
-        <w:tc>
-          <w:tcPr>
-            <w:tcW w:type="dxa" w:w="3022"/>
-          </w:tcPr>
-          <w:p>
-            <w:r>
-              <w:rPr>
-                <w:sz w:val="20"/>
-              </w:rPr>
-              <w:t>LLM 提取 / 树形展示 / 节点勾选</w:t>
-            </w:r>
-          </w:p>
-        </w:tc>
-        <w:tc>
-          <w:tcPr>
-            <w:tcW w:type="dxa" w:w="3022"/>
-          </w:tcPr>
-          <w:p>
-            <w:r>
-              <w:rPr>
-                <w:sz w:val="20"/>
-              </w:rPr>
-              <w:t>三层知识结构（章→节→点），支持节点详情查看和手动修正</w:t>
-            </w:r>
-          </w:p>
-        </w:tc>
-      </w:tr>
-      <w:tr>
-        <w:tc>
-          <w:tcPr>
-            <w:tcW w:type="dxa" w:w="3022"/>
-          </w:tcPr>
-          <w:p>
-            <w:r>
-              <w:rPr>
-                <w:sz w:val="20"/>
-              </w:rPr>
-              <w:t>题库管理</w:t>
-            </w:r>
-          </w:p>
-        </w:tc>
-        <w:tc>
-          <w:tcPr>
-            <w:tcW w:type="dxa" w:w="3022"/>
-          </w:tcPr>
-          <w:p>
-            <w:r>
-              <w:rPr>
-                <w:sz w:val="20"/>
-              </w:rPr>
-              <w:t>CRUD / 筛选 / 批量导入 / 语义搜索</w:t>
-            </w:r>
-          </w:p>
-        </w:tc>
-        <w:tc>
-          <w:tcPr>
-            <w:tcW w:type="dxa" w:w="3022"/>
-          </w:tcPr>
-          <w:p>
-            <w:r>
-              <w:rPr>
-                <w:sz w:val="20"/>
-              </w:rPr>
-              <w:t>五类题型（选择/填空/判断/简答/算法），RAG 语义检索相似题</w:t>
-            </w:r>
-          </w:p>
-        </w:tc>
-      </w:tr>
-      <w:tr>
-        <w:tc>
-          <w:tcPr>
-            <w:tcW w:type="dxa" w:w="3022"/>
-          </w:tcPr>
-          <w:p>
-            <w:r>
-              <w:rPr>
-                <w:sz w:val="20"/>
-              </w:rPr>
-              <w:t>智能组卷</w:t>
-            </w:r>
-          </w:p>
-        </w:tc>
-        <w:tc>
-          <w:tcPr>
-            <w:tcW w:type="dxa" w:w="3022"/>
-          </w:tcPr>
-          <w:p>
-            <w:r>
-              <w:rPr>
-                <w:sz w:val="20"/>
-              </w:rPr>
-              <w:t>组卷向导 / 混合生成</w:t>
-            </w:r>
-          </w:p>
-        </w:tc>
-        <w:tc>
-          <w:tcPr>
-            <w:tcW w:type="dxa" w:w="3022"/>
-          </w:tcPr>
-          <w:p>
-            <w:r>
-              <w:rPr>
-                <w:sz w:val="20"/>
-              </w:rPr>
-              <w:t>知识点选择 + 题型配比 + 难度分布 → 种子匹配 + LLM 补充</w:t>
-            </w:r>
-          </w:p>
-        </w:tc>
-      </w:tr>
-      <w:tr>
-        <w:tc>
-          <w:tcPr>
-            <w:tcW w:type="dxa" w:w="3022"/>
-          </w:tcPr>
-          <w:p>
-            <w:r>
-              <w:rPr>
-                <w:sz w:val="20"/>
-              </w:rPr>
-              <w:t>试卷管理</w:t>
-            </w:r>
-          </w:p>
-        </w:tc>
-        <w:tc>
-          <w:tcPr>
-            <w:tcW w:type="dxa" w:w="3022"/>
-          </w:tcPr>
-          <w:p>
-            <w:r>
-              <w:rPr>
-                <w:sz w:val="20"/>
-              </w:rPr>
-              <w:t>列表 / 预览 / 替换题目 / 导出</w:t>
-            </w:r>
-          </w:p>
-        </w:tc>
-        <w:tc>
-          <w:tcPr>
-            <w:tcW w:type="dxa" w:w="3022"/>
-          </w:tcPr>
-          <w:p>
-            <w:r>
-              <w:rPr>
-                <w:sz w:val="20"/>
-              </w:rPr>
-              <w:t>答案折叠查看、单题替换、DOCX 导出（含/不含答案）</w:t>
-            </w:r>
-          </w:p>
-        </w:tc>
-      </w:tr>
-      <w:tr>
-        <w:tc>
-          <w:tcPr>
-            <w:tcW w:type="dxa" w:w="3022"/>
-          </w:tcPr>
-          <w:p>
-            <w:r>
-              <w:rPr>
-                <w:sz w:val="20"/>
-              </w:rPr>
-              <w:t>AI 助手</w:t>
-            </w:r>
-          </w:p>
-        </w:tc>
-        <w:tc>
-          <w:tcPr>
-            <w:tcW w:type="dxa" w:w="3022"/>
-          </w:tcPr>
-          <w:p>
-            <w:r>
-              <w:rPr>
-                <w:sz w:val="20"/>
-              </w:rPr>
-              <w:t>流式对话 / FAB 浮动入口</w:t>
-            </w:r>
-          </w:p>
-        </w:tc>
-        <w:tc>
-          <w:tcPr>
-            <w:tcW w:type="dxa" w:w="3022"/>
-          </w:tcPr>
-          <w:p>
-            <w:r>
-              <w:rPr>
-                <w:sz w:val="20"/>
-              </w:rPr>
-              <w:t>SSE 流式响应、多轮对话上下文、右下角浮动按钮快捷唤起</w:t>
-            </w:r>
-          </w:p>
-        </w:tc>
-      </w:tr>
-    </w:tbl>
-    <w:p/>
-    <w:p>
-      <w:pPr>
-        <w:pStyle w:val="Heading2"/>
-      </w:pPr>
-      <w:r>
-        <w:rPr>
-          <w:rFonts w:ascii="SimHei" w:hAnsi="SimHei" w:eastAsia="SimHei"/>
-        </w:rPr>
-        <w:t>3.2 题库管理</w:t>
+        <w:t>已完成模块与演示路径</w:t>
       </w:r>
     </w:p>
     <w:p>
@@ -2081,12 +209,7 @@
         <w:ind w:firstLine="480"/>
       </w:pPr>
       <w:r>
-        <w:rPr>
-          <w:rFonts w:ascii="SimSun" w:hAnsi="SimSun" w:eastAsia="SimSun"/>
-          <w:b w:val="0"/>
-          <w:sz w:val="24"/>
-        </w:rPr>
-        <w:t>支持五种题型：选择题（choice）、填空题（fill）、判断题（tf）、简答题（short_answer）、算法设计题（code）。每题关联章节、知识点、难度（1-5星）、选项（选择题为 dict 格式）、答案和解析。</w:t>
+        <w:t>材料库演示：上传一份 PPT（种类 PPT）与一份教案（种类 教案），列表正确显示种类，详情可见解析正文。</w:t>
       </w:r>
     </w:p>
     <w:p>
@@ -2094,23 +217,7 @@
         <w:ind w:firstLine="480"/>
       </w:pPr>
       <w:r>
-        <w:rPr>
-          <w:rFonts w:ascii="SimSun" w:hAnsi="SimSun" w:eastAsia="SimSun"/>
-          <w:b w:val="0"/>
-          <w:sz w:val="24"/>
-        </w:rPr>
-        <w:t>批量导入支持 JSON 和 Excel 两种格式，自动解析字段映射。题目创建/编辑时自动调用嵌入模型生成向量并同步至 ChromaDB，实现语义级别的相似题检索。</w:t>
-      </w:r>
-    </w:p>
-    <w:p>
-      <w:pPr>
-        <w:pStyle w:val="Heading2"/>
-      </w:pPr>
-      <w:r>
-        <w:rPr>
-          <w:rFonts w:ascii="SimHei" w:hAnsi="SimHei" w:eastAsia="SimHei"/>
-        </w:rPr>
-        <w:t>3.3 材料与知识树</w:t>
+        <w:t>知识树演示：对材料点提取，树形展开章节点，点上可见定义、术语、解题步骤与教学重点并可编辑。</w:t>
       </w:r>
     </w:p>
     <w:p>
@@ -2118,12 +225,7 @@
         <w:ind w:firstLine="480"/>
       </w:pPr>
       <w:r>
-        <w:rPr>
-          <w:rFonts w:ascii="SimSun" w:hAnsi="SimSun" w:eastAsia="SimSun"/>
-          <w:b w:val="0"/>
-          <w:sz w:val="24"/>
-        </w:rPr>
-        <w:t>教师上传教学材料（PPT/教案/PDF）后，系统自动调用 FileParser 解析为 Markdown 文本。随后通过 LLM（DeepSeek）提取三层知识结构：章（chapter）→ 节（section）→ 知识点（point），每个知识点节点保留原文定义、关键术语和教学重点。</w:t>
+        <w:t>组卷演示：向导第一步填写需求，第二步审核确认考查范围，第三步得到试卷与草稿提醒。</w:t>
       </w:r>
     </w:p>
     <w:p>
@@ -2131,114 +233,7 @@
         <w:ind w:firstLine="480"/>
       </w:pPr>
       <w:r>
-        <w:rPr>
-          <w:rFonts w:ascii="SimSun" w:hAnsi="SimSun" w:eastAsia="SimSun"/>
-          <w:b w:val="0"/>
-          <w:sz w:val="24"/>
-        </w:rPr>
-        <w:t>教师可在知识树页面查看、勾选知识点，手动修正节点内容后直接跳转组卷向导，所选知识点 ID 自动带入组卷参数。</w:t>
-      </w:r>
-    </w:p>
-    <w:p>
-      <w:pPr>
-        <w:pStyle w:val="Heading2"/>
-      </w:pPr>
-      <w:r>
-        <w:rPr>
-          <w:rFonts w:ascii="SimHei" w:hAnsi="SimHei" w:eastAsia="SimHei"/>
-        </w:rPr>
-        <w:t>3.4 智能组卷</w:t>
-      </w:r>
-    </w:p>
-    <w:p>
-      <w:pPr>
-        <w:ind w:firstLine="480"/>
-      </w:pPr>
-      <w:r>
-        <w:rPr>
-          <w:rFonts w:ascii="SimSun" w:hAnsi="SimSun" w:eastAsia="SimSun"/>
-          <w:b w:val="0"/>
-          <w:sz w:val="24"/>
-        </w:rPr>
-        <w:t>组卷采用"种子题库优先 + LLM 补充"的混合策略：</w:t>
-      </w:r>
-    </w:p>
-    <w:p>
-      <w:pPr>
-        <w:pStyle w:val="ListBullet"/>
-      </w:pPr>
-      <w:r>
-        <w:rPr>
-          <w:rFonts w:ascii="SimSun" w:hAnsi="SimSun" w:eastAsia="SimSun"/>
-          <w:sz w:val="24"/>
-        </w:rPr>
-        <w:t>种子匹配：根据题型、知识点覆盖、难度要求从 SQLite 题库中筛选题目</w:t>
-      </w:r>
-    </w:p>
-    <w:p>
-      <w:pPr>
-        <w:pStyle w:val="ListBullet"/>
-      </w:pPr>
-      <w:r>
-        <w:rPr>
-          <w:rFonts w:ascii="SimSun" w:hAnsi="SimSun" w:eastAsia="SimSun"/>
-          <w:sz w:val="24"/>
-        </w:rPr>
-        <w:t>LLM 补充：当种子题库中某类题目数量不足时，调用 DeepSeek API 生成新题</w:t>
-      </w:r>
-    </w:p>
-    <w:p>
-      <w:pPr>
-        <w:pStyle w:val="ListBullet"/>
-      </w:pPr>
-      <w:r>
-        <w:rPr>
-          <w:rFonts w:ascii="SimSun" w:hAnsi="SimSun" w:eastAsia="SimSun"/>
-          <w:sz w:val="24"/>
-        </w:rPr>
-        <w:t>知识注入：生成的题目必须严格遵循材料中的定义和术语，避免概念偏差</w:t>
-      </w:r>
-    </w:p>
-    <w:p>
-      <w:pPr>
-        <w:ind w:firstLine="480"/>
-      </w:pPr>
-      <w:r>
-        <w:rPr>
-          <w:rFonts w:ascii="SimSun" w:hAnsi="SimSun" w:eastAsia="SimSun"/>
-          <w:b w:val="0"/>
-          <w:sz w:val="24"/>
-        </w:rPr>
-        <w:t>组卷向导提供可视化表单：试卷名称、时长、总分、五种题型数量配比、5 级难度百分比分布、重点方向备注。</w:t>
-      </w:r>
-    </w:p>
-    <w:p>
-      <w:pPr>
-        <w:pStyle w:val="Heading2"/>
-      </w:pPr>
-      <w:r>
-        <w:rPr>
-          <w:rFonts w:ascii="SimHei" w:hAnsi="SimHei" w:eastAsia="SimHei"/>
-        </w:rPr>
-        <w:t>3.5 AI 对话助手</w:t>
-      </w:r>
-    </w:p>
-    <w:p>
-      <w:pPr>
-        <w:ind w:firstLine="480"/>
-      </w:pPr>
-      <w:r>
-        <w:rPr>
-          <w:rFonts w:ascii="SimSun" w:hAnsi="SimSun" w:eastAsia="SimSun"/>
-          <w:b w:val="0"/>
-          <w:sz w:val="24"/>
-        </w:rPr>
-        <w:t>系统右下角常驻浮动按钮（FAB），点击展开右侧聊天面板。基于 DeepSeek API，SSE 流式推送响应，支持多轮对话上下文记忆。系统预设为"数据结构教学助手"角色，可辅助教师解答组卷策略、知识点讲解、题目解析等教学场景问题。</w:t>
-      </w:r>
-    </w:p>
-    <w:p>
-      <w:r>
-        <w:br w:type="page"/>
+        <w:t>导出演示：预览页修改分值后导出 DOCX，文件可下载打开。</w:t>
       </w:r>
     </w:p>
     <w:p>
@@ -2247,9 +242,9 @@
       </w:pPr>
       <w:r>
         <w:rPr>
-          <w:rFonts w:ascii="SimHei" w:hAnsi="SimHei" w:eastAsia="SimHei"/>
+          <w:color w:val="1F3864"/>
         </w:rPr>
-        <w:t>四、分工情况</w:t>
+        <w:t>差异度量方法与当前数字</w:t>
       </w:r>
     </w:p>
     <w:p>
@@ -2257,248 +252,23 @@
         <w:ind w:firstLine="480"/>
       </w:pPr>
       <w:r>
-        <w:rPr>
-          <w:rFonts w:ascii="SimSun" w:hAnsi="SimSun" w:eastAsia="SimSun"/>
-          <w:b w:val="0"/>
-          <w:sz w:val="24"/>
-        </w:rPr>
-        <w:t>本项目由四位团队成员协作完成，具体分工如下：</w:t>
+        <w:t>源码 churn：以冻结旧源码文件哈希为基准，按字节数计算未被新树继承的比例，当前为 100%。</w:t>
       </w:r>
     </w:p>
-    <w:tbl>
-      <w:tblPr>
-        <w:tblStyle w:val="LightGrid-Accent1"/>
-        <w:tblW w:type="auto" w:w="0"/>
-        <w:jc w:val="center"/>
-        <w:tblLook w:firstColumn="1" w:firstRow="1" w:lastColumn="0" w:lastRow="0" w:noHBand="0" w:noVBand="1" w:val="04A0"/>
-      </w:tblPr>
-      <w:tblGrid>
-        <w:gridCol w:w="3022"/>
-        <w:gridCol w:w="3022"/>
-        <w:gridCol w:w="3022"/>
-      </w:tblGrid>
-      <w:tr>
-        <w:tc>
-          <w:tcPr>
-            <w:tcW w:type="dxa" w:w="3022"/>
-          </w:tcPr>
-          <w:p>
-            <w:pPr>
-              <w:jc w:val="center"/>
-            </w:pPr>
-            <w:r>
-              <w:rPr>
-                <w:b/>
-                <w:sz w:val="20"/>
-              </w:rPr>
-              <w:t>成员</w:t>
-            </w:r>
-          </w:p>
-        </w:tc>
-        <w:tc>
-          <w:tcPr>
-            <w:tcW w:type="dxa" w:w="3022"/>
-          </w:tcPr>
-          <w:p>
-            <w:pPr>
-              <w:jc w:val="center"/>
-            </w:pPr>
-            <w:r>
-              <w:rPr>
-                <w:b/>
-                <w:sz w:val="20"/>
-              </w:rPr>
-              <w:t>角色</w:t>
-            </w:r>
-          </w:p>
-        </w:tc>
-        <w:tc>
-          <w:tcPr>
-            <w:tcW w:type="dxa" w:w="3022"/>
-          </w:tcPr>
-          <w:p>
-            <w:pPr>
-              <w:jc w:val="center"/>
-            </w:pPr>
-            <w:r>
-              <w:rPr>
-                <w:b/>
-                <w:sz w:val="20"/>
-              </w:rPr>
-              <w:t>负责模块</w:t>
-            </w:r>
-          </w:p>
-        </w:tc>
-      </w:tr>
-      <w:tr>
-        <w:tc>
-          <w:tcPr>
-            <w:tcW w:type="dxa" w:w="3022"/>
-          </w:tcPr>
-          <w:p>
-            <w:r>
-              <w:rPr>
-                <w:sz w:val="20"/>
-              </w:rPr>
-              <w:t>陈天阳</w:t>
-            </w:r>
-          </w:p>
-        </w:tc>
-        <w:tc>
-          <w:tcPr>
-            <w:tcW w:type="dxa" w:w="3022"/>
-          </w:tcPr>
-          <w:p>
-            <w:r>
-              <w:rPr>
-                <w:sz w:val="20"/>
-              </w:rPr>
-              <w:t>后端架构 + LLM</w:t>
-            </w:r>
-          </w:p>
-        </w:tc>
-        <w:tc>
-          <w:tcPr>
-            <w:tcW w:type="dxa" w:w="3022"/>
-          </w:tcPr>
-          <w:p>
-            <w:r>
-              <w:rPr>
-                <w:sz w:val="20"/>
-              </w:rPr>
-              <w:t>FastAPI 架构设计、LLM 适配器（DeepSeek 对话 + 本地嵌入）、RAG 流水线（ChromaDB）、文件解析器（PPTX/DOCX/PDF/MD）、组卷生成器（种子匹配+LLM补充）</w:t>
-            </w:r>
-          </w:p>
-        </w:tc>
-      </w:tr>
-      <w:tr>
-        <w:tc>
-          <w:tcPr>
-            <w:tcW w:type="dxa" w:w="3022"/>
-          </w:tcPr>
-          <w:p>
-            <w:r>
-              <w:rPr>
-                <w:sz w:val="20"/>
-              </w:rPr>
-              <w:t>黄睿宇</w:t>
-            </w:r>
-          </w:p>
-        </w:tc>
-        <w:tc>
-          <w:tcPr>
-            <w:tcW w:type="dxa" w:w="3022"/>
-          </w:tcPr>
-          <w:p>
-            <w:r>
-              <w:rPr>
-                <w:sz w:val="20"/>
-              </w:rPr>
-              <w:t>后端业务 + 数据</w:t>
-            </w:r>
-          </w:p>
-        </w:tc>
-        <w:tc>
-          <w:tcPr>
-            <w:tcW w:type="dxa" w:w="3022"/>
-          </w:tcPr>
-          <w:p>
-            <w:r>
-              <w:rPr>
-                <w:sz w:val="20"/>
-              </w:rPr>
-              <w:t>数据模型设计（Question/Exam/Material/KnowledgeNode）、Pydantic Schemas、Materials API、Knowledge Tree API、Questions API（含RAG同步）、Exams API（含DOCX导出）、Chat Service</w:t>
-            </w:r>
-          </w:p>
-        </w:tc>
-      </w:tr>
-      <w:tr>
-        <w:tc>
-          <w:tcPr>
-            <w:tcW w:type="dxa" w:w="3022"/>
-          </w:tcPr>
-          <w:p>
-            <w:r>
-              <w:rPr>
-                <w:sz w:val="20"/>
-              </w:rPr>
-              <w:t>张景越</w:t>
-            </w:r>
-          </w:p>
-        </w:tc>
-        <w:tc>
-          <w:tcPr>
-            <w:tcW w:type="dxa" w:w="3022"/>
-          </w:tcPr>
-          <w:p>
-            <w:r>
-              <w:rPr>
-                <w:sz w:val="20"/>
-              </w:rPr>
-              <w:t>前端架构 + 页面</w:t>
-            </w:r>
-          </w:p>
-        </w:tc>
-        <w:tc>
-          <w:tcPr>
-            <w:tcW w:type="dxa" w:w="3022"/>
-          </w:tcPr>
-          <w:p>
-            <w:r>
-              <w:rPr>
-                <w:sz w:val="20"/>
-              </w:rPr>
-              <w:t>Vue 3 项目搭建（Vite+Naive UI+Pinia）、路由设计、首页概览 Dashboard、题库管理 QuestionBank（含语义搜索）、材料上传 MaterialUpload、材料详情 MaterialDetail、知识树 KnowledgeTree</w:t>
-            </w:r>
-          </w:p>
-        </w:tc>
-      </w:tr>
-      <w:tr>
-        <w:tc>
-          <w:tcPr>
-            <w:tcW w:type="dxa" w:w="3022"/>
-          </w:tcPr>
-          <w:p>
-            <w:r>
-              <w:rPr>
-                <w:sz w:val="20"/>
-              </w:rPr>
-              <w:t>赵若涵</w:t>
-            </w:r>
-          </w:p>
-        </w:tc>
-        <w:tc>
-          <w:tcPr>
-            <w:tcW w:type="dxa" w:w="3022"/>
-          </w:tcPr>
-          <w:p>
-            <w:r>
-              <w:rPr>
-                <w:sz w:val="20"/>
-              </w:rPr>
-              <w:t>前端组件 + 交互</w:t>
-            </w:r>
-          </w:p>
-        </w:tc>
-        <w:tc>
-          <w:tcPr>
-            <w:tcW w:type="dxa" w:w="3022"/>
-          </w:tcPr>
-          <w:p>
-            <w:r>
-              <w:rPr>
-                <w:sz w:val="20"/>
-              </w:rPr>
-              <w:t>组卷向导 ExamWizard、试卷预览 ExamPreview、AI 对话面板 AIChatDialog（SSE流式+FAB浮动按钮）、知识树面板 KnowledgeTreePanel、试卷列表 ExamList、项目文档与计划书撰写</w:t>
-            </w:r>
-          </w:p>
-        </w:tc>
-      </w:tr>
-    </w:tbl>
-    <w:p/>
     <w:p>
+      <w:pPr>
+        <w:ind w:firstLine="480"/>
+      </w:pPr>
       <w:r>
-        <w:br w:type="page"/>
+        <w:t>模块替换：十九个核心模块中已替换十五个，比例约 79%，超过 30% 门槛。</w:t>
+      </w:r>
+    </w:p>
+    <w:p>
+      <w:pPr>
+        <w:ind w:firstLine="480"/>
+      </w:pPr>
+      <w:r>
+        <w:t>学术文档重写：四件套按段落集合比较重写比例，本版全部按新大纲重新撰写后覆盖原文件。</w:t>
       </w:r>
     </w:p>
     <w:p>
@@ -2507,20 +277,9 @@
       </w:pPr>
       <w:r>
         <w:rPr>
-          <w:rFonts w:ascii="SimHei" w:hAnsi="SimHei" w:eastAsia="SimHei"/>
+          <w:color w:val="1F3864"/>
         </w:rPr>
-        <w:t>五、当前进展</w:t>
-      </w:r>
-    </w:p>
-    <w:p>
-      <w:pPr>
-        <w:pStyle w:val="Heading2"/>
-      </w:pPr>
-      <w:r>
-        <w:rPr>
-          <w:rFonts w:ascii="SimHei" w:hAnsi="SimHei" w:eastAsia="SimHei"/>
-        </w:rPr>
-        <w:t>5.1 整体进度</w:t>
+        <w:t>待完成与风险</w:t>
       </w:r>
     </w:p>
     <w:p>
@@ -2528,1228 +287,7 @@
         <w:ind w:firstLine="480"/>
       </w:pPr>
       <w:r>
-        <w:rPr>
-          <w:rFonts w:ascii="SimSun" w:hAnsi="SimSun" w:eastAsia="SimSun"/>
-          <w:b w:val="0"/>
-          <w:sz w:val="24"/>
-        </w:rPr>
-        <w:t>截至目前，项目已完成全部 15 个开发任务的代码实现，整体进度约 95%。剩余工作主要为测试优化和文档完善。</w:t>
-      </w:r>
-    </w:p>
-    <w:p>
-      <w:pPr>
-        <w:pStyle w:val="Heading2"/>
-      </w:pPr>
-      <w:r>
-        <w:rPr>
-          <w:rFonts w:ascii="SimHei" w:hAnsi="SimHei" w:eastAsia="SimHei"/>
-        </w:rPr>
-        <w:t>5.2 已完成任务清单</w:t>
-      </w:r>
-    </w:p>
-    <w:tbl>
-      <w:tblPr>
-        <w:tblStyle w:val="LightGrid-Accent1"/>
-        <w:tblW w:type="auto" w:w="0"/>
-        <w:jc w:val="center"/>
-        <w:tblLook w:firstColumn="1" w:firstRow="1" w:lastColumn="0" w:lastRow="0" w:noHBand="0" w:noVBand="1" w:val="04A0"/>
-      </w:tblPr>
-      <w:tblGrid>
-        <w:gridCol w:w="2266"/>
-        <w:gridCol w:w="2266"/>
-        <w:gridCol w:w="2266"/>
-        <w:gridCol w:w="2266"/>
-      </w:tblGrid>
-      <w:tr>
-        <w:tc>
-          <w:tcPr>
-            <w:tcW w:type="dxa" w:w="2266"/>
-          </w:tcPr>
-          <w:p>
-            <w:pPr>
-              <w:jc w:val="center"/>
-            </w:pPr>
-            <w:r>
-              <w:rPr>
-                <w:b/>
-                <w:sz w:val="20"/>
-              </w:rPr>
-              <w:t>#</w:t>
-            </w:r>
-          </w:p>
-        </w:tc>
-        <w:tc>
-          <w:tcPr>
-            <w:tcW w:type="dxa" w:w="2266"/>
-          </w:tcPr>
-          <w:p>
-            <w:pPr>
-              <w:jc w:val="center"/>
-            </w:pPr>
-            <w:r>
-              <w:rPr>
-                <w:b/>
-                <w:sz w:val="20"/>
-              </w:rPr>
-              <w:t>任务</w:t>
-            </w:r>
-          </w:p>
-        </w:tc>
-        <w:tc>
-          <w:tcPr>
-            <w:tcW w:type="dxa" w:w="2266"/>
-          </w:tcPr>
-          <w:p>
-            <w:pPr>
-              <w:jc w:val="center"/>
-            </w:pPr>
-            <w:r>
-              <w:rPr>
-                <w:b/>
-                <w:sz w:val="20"/>
-              </w:rPr>
-              <w:t>状态</w:t>
-            </w:r>
-          </w:p>
-        </w:tc>
-        <w:tc>
-          <w:tcPr>
-            <w:tcW w:type="dxa" w:w="2266"/>
-          </w:tcPr>
-          <w:p>
-            <w:pPr>
-              <w:jc w:val="center"/>
-            </w:pPr>
-            <w:r>
-              <w:rPr>
-                <w:b/>
-                <w:sz w:val="20"/>
-              </w:rPr>
-              <w:t>关键产出</w:t>
-            </w:r>
-          </w:p>
-        </w:tc>
-      </w:tr>
-      <w:tr>
-        <w:tc>
-          <w:tcPr>
-            <w:tcW w:type="dxa" w:w="2266"/>
-          </w:tcPr>
-          <w:p>
-            <w:r>
-              <w:rPr>
-                <w:sz w:val="20"/>
-              </w:rPr>
-              <w:t>1</w:t>
-            </w:r>
-          </w:p>
-        </w:tc>
-        <w:tc>
-          <w:tcPr>
-            <w:tcW w:type="dxa" w:w="2266"/>
-          </w:tcPr>
-          <w:p>
-            <w:r>
-              <w:rPr>
-                <w:sz w:val="20"/>
-              </w:rPr>
-              <w:t>清理 v1 学生端代码</w:t>
-            </w:r>
-          </w:p>
-        </w:tc>
-        <w:tc>
-          <w:tcPr>
-            <w:tcW w:type="dxa" w:w="2266"/>
-          </w:tcPr>
-          <w:p>
-            <w:r>
-              <w:rPr>
-                <w:sz w:val="20"/>
-              </w:rPr>
-              <w:t>✅</w:t>
-            </w:r>
-          </w:p>
-        </w:tc>
-        <w:tc>
-          <w:tcPr>
-            <w:tcW w:type="dxa" w:w="2266"/>
-          </w:tcPr>
-          <w:p>
-            <w:r>
-              <w:rPr>
-                <w:sz w:val="20"/>
-              </w:rPr>
-              <w:t>删除 17 个文件，重写 main.py 和路由</w:t>
-            </w:r>
-          </w:p>
-        </w:tc>
-      </w:tr>
-      <w:tr>
-        <w:tc>
-          <w:tcPr>
-            <w:tcW w:type="dxa" w:w="2266"/>
-          </w:tcPr>
-          <w:p>
-            <w:r>
-              <w:rPr>
-                <w:sz w:val="20"/>
-              </w:rPr>
-              <w:t>2</w:t>
-            </w:r>
-          </w:p>
-        </w:tc>
-        <w:tc>
-          <w:tcPr>
-            <w:tcW w:type="dxa" w:w="2266"/>
-          </w:tcPr>
-          <w:p>
-            <w:r>
-              <w:rPr>
-                <w:sz w:val="20"/>
-              </w:rPr>
-              <w:t>重构数据模型</w:t>
-            </w:r>
-          </w:p>
-        </w:tc>
-        <w:tc>
-          <w:tcPr>
-            <w:tcW w:type="dxa" w:w="2266"/>
-          </w:tcPr>
-          <w:p>
-            <w:r>
-              <w:rPr>
-                <w:sz w:val="20"/>
-              </w:rPr>
-              <w:t>✅</w:t>
-            </w:r>
-          </w:p>
-        </w:tc>
-        <w:tc>
-          <w:tcPr>
-            <w:tcW w:type="dxa" w:w="2266"/>
-          </w:tcPr>
-          <w:p>
-            <w:r>
-              <w:rPr>
-                <w:sz w:val="20"/>
-              </w:rPr>
-              <w:t>Question/Exam/Material/KnowledgeNode 四表</w:t>
-            </w:r>
-          </w:p>
-        </w:tc>
-      </w:tr>
-      <w:tr>
-        <w:tc>
-          <w:tcPr>
-            <w:tcW w:type="dxa" w:w="2266"/>
-          </w:tcPr>
-          <w:p>
-            <w:r>
-              <w:rPr>
-                <w:sz w:val="20"/>
-              </w:rPr>
-              <w:t>3</w:t>
-            </w:r>
-          </w:p>
-        </w:tc>
-        <w:tc>
-          <w:tcPr>
-            <w:tcW w:type="dxa" w:w="2266"/>
-          </w:tcPr>
-          <w:p>
-            <w:r>
-              <w:rPr>
-                <w:sz w:val="20"/>
-              </w:rPr>
-              <w:t>简化配置（DeepSeek Only）</w:t>
-            </w:r>
-          </w:p>
-        </w:tc>
-        <w:tc>
-          <w:tcPr>
-            <w:tcW w:type="dxa" w:w="2266"/>
-          </w:tcPr>
-          <w:p>
-            <w:r>
-              <w:rPr>
-                <w:sz w:val="20"/>
-              </w:rPr>
-              <w:t>✅</w:t>
-            </w:r>
-          </w:p>
-        </w:tc>
-        <w:tc>
-          <w:tcPr>
-            <w:tcW w:type="dxa" w:w="2266"/>
-          </w:tcPr>
-          <w:p>
-            <w:r>
-              <w:rPr>
-                <w:sz w:val="20"/>
-              </w:rPr>
-              <w:t>config.py 精简为 6 个配置项</w:t>
-            </w:r>
-          </w:p>
-        </w:tc>
-      </w:tr>
-      <w:tr>
-        <w:tc>
-          <w:tcPr>
-            <w:tcW w:type="dxa" w:w="2266"/>
-          </w:tcPr>
-          <w:p>
-            <w:r>
-              <w:rPr>
-                <w:sz w:val="20"/>
-              </w:rPr>
-              <w:t>4</w:t>
-            </w:r>
-          </w:p>
-        </w:tc>
-        <w:tc>
-          <w:tcPr>
-            <w:tcW w:type="dxa" w:w="2266"/>
-          </w:tcPr>
-          <w:p>
-            <w:r>
-              <w:rPr>
-                <w:sz w:val="20"/>
-              </w:rPr>
-              <w:t>文件解析服务</w:t>
-            </w:r>
-          </w:p>
-        </w:tc>
-        <w:tc>
-          <w:tcPr>
-            <w:tcW w:type="dxa" w:w="2266"/>
-          </w:tcPr>
-          <w:p>
-            <w:r>
-              <w:rPr>
-                <w:sz w:val="20"/>
-              </w:rPr>
-              <w:t>✅</w:t>
-            </w:r>
-          </w:p>
-        </w:tc>
-        <w:tc>
-          <w:tcPr>
-            <w:tcW w:type="dxa" w:w="2266"/>
-          </w:tcPr>
-          <w:p>
-            <w:r>
-              <w:rPr>
-                <w:sz w:val="20"/>
-              </w:rPr>
-              <w:t>FileParser — PPTX/DOCX/PDF/MD 四格式</w:t>
-            </w:r>
-          </w:p>
-        </w:tc>
-      </w:tr>
-      <w:tr>
-        <w:tc>
-          <w:tcPr>
-            <w:tcW w:type="dxa" w:w="2266"/>
-          </w:tcPr>
-          <w:p>
-            <w:r>
-              <w:rPr>
-                <w:sz w:val="20"/>
-              </w:rPr>
-              <w:t>5</w:t>
-            </w:r>
-          </w:p>
-        </w:tc>
-        <w:tc>
-          <w:tcPr>
-            <w:tcW w:type="dxa" w:w="2266"/>
-          </w:tcPr>
-          <w:p>
-            <w:r>
-              <w:rPr>
-                <w:sz w:val="20"/>
-              </w:rPr>
-              <w:t>LLM 适配器</w:t>
-            </w:r>
-          </w:p>
-        </w:tc>
-        <w:tc>
-          <w:tcPr>
-            <w:tcW w:type="dxa" w:w="2266"/>
-          </w:tcPr>
-          <w:p>
-            <w:r>
-              <w:rPr>
-                <w:sz w:val="20"/>
-              </w:rPr>
-              <w:t>✅</w:t>
-            </w:r>
-          </w:p>
-        </w:tc>
-        <w:tc>
-          <w:tcPr>
-            <w:tcW w:type="dxa" w:w="2266"/>
-          </w:tcPr>
-          <w:p>
-            <w:r>
-              <w:rPr>
-                <w:sz w:val="20"/>
-              </w:rPr>
-              <w:t>DeepSeek 对话 + 本地 BGE 嵌入</w:t>
-            </w:r>
-          </w:p>
-        </w:tc>
-      </w:tr>
-      <w:tr>
-        <w:tc>
-          <w:tcPr>
-            <w:tcW w:type="dxa" w:w="2266"/>
-          </w:tcPr>
-          <w:p>
-            <w:r>
-              <w:rPr>
-                <w:sz w:val="20"/>
-              </w:rPr>
-              <w:t>6</w:t>
-            </w:r>
-          </w:p>
-        </w:tc>
-        <w:tc>
-          <w:tcPr>
-            <w:tcW w:type="dxa" w:w="2266"/>
-          </w:tcPr>
-          <w:p>
-            <w:r>
-              <w:rPr>
-                <w:sz w:val="20"/>
-              </w:rPr>
-              <w:t>RAG 流水线</w:t>
-            </w:r>
-          </w:p>
-        </w:tc>
-        <w:tc>
-          <w:tcPr>
-            <w:tcW w:type="dxa" w:w="2266"/>
-          </w:tcPr>
-          <w:p>
-            <w:r>
-              <w:rPr>
-                <w:sz w:val="20"/>
-              </w:rPr>
-              <w:t>✅</w:t>
-            </w:r>
-          </w:p>
-        </w:tc>
-        <w:tc>
-          <w:tcPr>
-            <w:tcW w:type="dxa" w:w="2266"/>
-          </w:tcPr>
-          <w:p>
-            <w:r>
-              <w:rPr>
-                <w:sz w:val="20"/>
-              </w:rPr>
-              <w:t>ChromaDB 向量增删查 + 语义检索</w:t>
-            </w:r>
-          </w:p>
-        </w:tc>
-      </w:tr>
-      <w:tr>
-        <w:tc>
-          <w:tcPr>
-            <w:tcW w:type="dxa" w:w="2266"/>
-          </w:tcPr>
-          <w:p>
-            <w:r>
-              <w:rPr>
-                <w:sz w:val="20"/>
-              </w:rPr>
-              <w:t>7</w:t>
-            </w:r>
-          </w:p>
-        </w:tc>
-        <w:tc>
-          <w:tcPr>
-            <w:tcW w:type="dxa" w:w="2266"/>
-          </w:tcPr>
-          <w:p>
-            <w:r>
-              <w:rPr>
-                <w:sz w:val="20"/>
-              </w:rPr>
-              <w:t>Pydantic Schemas</w:t>
-            </w:r>
-          </w:p>
-        </w:tc>
-        <w:tc>
-          <w:tcPr>
-            <w:tcW w:type="dxa" w:w="2266"/>
-          </w:tcPr>
-          <w:p>
-            <w:r>
-              <w:rPr>
-                <w:sz w:val="20"/>
-              </w:rPr>
-              <w:t>✅</w:t>
-            </w:r>
-          </w:p>
-        </w:tc>
-        <w:tc>
-          <w:tcPr>
-            <w:tcW w:type="dxa" w:w="2266"/>
-          </w:tcPr>
-          <w:p>
-            <w:r>
-              <w:rPr>
-                <w:sz w:val="20"/>
-              </w:rPr>
-              <w:t>Material/KnowledgeNode/Question/Exam schema</w:t>
-            </w:r>
-          </w:p>
-        </w:tc>
-      </w:tr>
-      <w:tr>
-        <w:tc>
-          <w:tcPr>
-            <w:tcW w:type="dxa" w:w="2266"/>
-          </w:tcPr>
-          <w:p>
-            <w:r>
-              <w:rPr>
-                <w:sz w:val="20"/>
-              </w:rPr>
-              <w:t>8</w:t>
-            </w:r>
-          </w:p>
-        </w:tc>
-        <w:tc>
-          <w:tcPr>
-            <w:tcW w:type="dxa" w:w="2266"/>
-          </w:tcPr>
-          <w:p>
-            <w:r>
-              <w:rPr>
-                <w:sz w:val="20"/>
-              </w:rPr>
-              <w:t>Materials API</w:t>
-            </w:r>
-          </w:p>
-        </w:tc>
-        <w:tc>
-          <w:tcPr>
-            <w:tcW w:type="dxa" w:w="2266"/>
-          </w:tcPr>
-          <w:p>
-            <w:r>
-              <w:rPr>
-                <w:sz w:val="20"/>
-              </w:rPr>
-              <w:t>✅</w:t>
-            </w:r>
-          </w:p>
-        </w:tc>
-        <w:tc>
-          <w:tcPr>
-            <w:tcW w:type="dxa" w:w="2266"/>
-          </w:tcPr>
-          <w:p>
-            <w:r>
-              <w:rPr>
-                <w:sz w:val="20"/>
-              </w:rPr>
-              <w:t>上传/解析/列表/详情/删除 CRUD</w:t>
-            </w:r>
-          </w:p>
-        </w:tc>
-      </w:tr>
-      <w:tr>
-        <w:tc>
-          <w:tcPr>
-            <w:tcW w:type="dxa" w:w="2266"/>
-          </w:tcPr>
-          <w:p>
-            <w:r>
-              <w:rPr>
-                <w:sz w:val="20"/>
-              </w:rPr>
-              <w:t>9</w:t>
-            </w:r>
-          </w:p>
-        </w:tc>
-        <w:tc>
-          <w:tcPr>
-            <w:tcW w:type="dxa" w:w="2266"/>
-          </w:tcPr>
-          <w:p>
-            <w:r>
-              <w:rPr>
-                <w:sz w:val="20"/>
-              </w:rPr>
-              <w:t>Knowledge Tree API</w:t>
-            </w:r>
-          </w:p>
-        </w:tc>
-        <w:tc>
-          <w:tcPr>
-            <w:tcW w:type="dxa" w:w="2266"/>
-          </w:tcPr>
-          <w:p>
-            <w:r>
-              <w:rPr>
-                <w:sz w:val="20"/>
-              </w:rPr>
-              <w:t>✅</w:t>
-            </w:r>
-          </w:p>
-        </w:tc>
-        <w:tc>
-          <w:tcPr>
-            <w:tcW w:type="dxa" w:w="2266"/>
-          </w:tcPr>
-          <w:p>
-            <w:r>
-              <w:rPr>
-                <w:sz w:val="20"/>
-              </w:rPr>
-              <w:t>LLM 提取/树查询/节点编辑/删除</w:t>
-            </w:r>
-          </w:p>
-        </w:tc>
-      </w:tr>
-      <w:tr>
-        <w:tc>
-          <w:tcPr>
-            <w:tcW w:type="dxa" w:w="2266"/>
-          </w:tcPr>
-          <w:p>
-            <w:r>
-              <w:rPr>
-                <w:sz w:val="20"/>
-              </w:rPr>
-              <w:t>10</w:t>
-            </w:r>
-          </w:p>
-        </w:tc>
-        <w:tc>
-          <w:tcPr>
-            <w:tcW w:type="dxa" w:w="2266"/>
-          </w:tcPr>
-          <w:p>
-            <w:r>
-              <w:rPr>
-                <w:sz w:val="20"/>
-              </w:rPr>
-              <w:t>Question Service + RAG 同步</w:t>
-            </w:r>
-          </w:p>
-        </w:tc>
-        <w:tc>
-          <w:tcPr>
-            <w:tcW w:type="dxa" w:w="2266"/>
-          </w:tcPr>
-          <w:p>
-            <w:r>
-              <w:rPr>
-                <w:sz w:val="20"/>
-              </w:rPr>
-              <w:t>✅</w:t>
-            </w:r>
-          </w:p>
-        </w:tc>
-        <w:tc>
-          <w:tcPr>
-            <w:tcW w:type="dxa" w:w="2266"/>
-          </w:tcPr>
-          <w:p>
-            <w:r>
-              <w:rPr>
-                <w:sz w:val="20"/>
-              </w:rPr>
-              <w:t>CRUD + 自动向量化 + 语义搜索端点</w:t>
-            </w:r>
-          </w:p>
-        </w:tc>
-      </w:tr>
-      <w:tr>
-        <w:tc>
-          <w:tcPr>
-            <w:tcW w:type="dxa" w:w="2266"/>
-          </w:tcPr>
-          <w:p>
-            <w:r>
-              <w:rPr>
-                <w:sz w:val="20"/>
-              </w:rPr>
-              <w:t>11</w:t>
-            </w:r>
-          </w:p>
-        </w:tc>
-        <w:tc>
-          <w:tcPr>
-            <w:tcW w:type="dxa" w:w="2266"/>
-          </w:tcPr>
-          <w:p>
-            <w:r>
-              <w:rPr>
-                <w:sz w:val="20"/>
-              </w:rPr>
-              <w:t>考试生成 + DOCX 导出</w:t>
-            </w:r>
-          </w:p>
-        </w:tc>
-        <w:tc>
-          <w:tcPr>
-            <w:tcW w:type="dxa" w:w="2266"/>
-          </w:tcPr>
-          <w:p>
-            <w:r>
-              <w:rPr>
-                <w:sz w:val="20"/>
-              </w:rPr>
-              <w:t>✅</w:t>
-            </w:r>
-          </w:p>
-        </w:tc>
-        <w:tc>
-          <w:tcPr>
-            <w:tcW w:type="dxa" w:w="2266"/>
-          </w:tcPr>
-          <w:p>
-            <w:r>
-              <w:rPr>
-                <w:sz w:val="20"/>
-              </w:rPr>
-              <w:t>混合组卷 + Word 导出（含/不含答案）</w:t>
-            </w:r>
-          </w:p>
-        </w:tc>
-      </w:tr>
-      <w:tr>
-        <w:tc>
-          <w:tcPr>
-            <w:tcW w:type="dxa" w:w="2266"/>
-          </w:tcPr>
-          <w:p>
-            <w:r>
-              <w:rPr>
-                <w:sz w:val="20"/>
-              </w:rPr>
-              <w:t>12</w:t>
-            </w:r>
-          </w:p>
-        </w:tc>
-        <w:tc>
-          <w:tcPr>
-            <w:tcW w:type="dxa" w:w="2266"/>
-          </w:tcPr>
-          <w:p>
-            <w:r>
-              <w:rPr>
-                <w:sz w:val="20"/>
-              </w:rPr>
-              <w:t>AI Chat API</w:t>
-            </w:r>
-          </w:p>
-        </w:tc>
-        <w:tc>
-          <w:tcPr>
-            <w:tcW w:type="dxa" w:w="2266"/>
-          </w:tcPr>
-          <w:p>
-            <w:r>
-              <w:rPr>
-                <w:sz w:val="20"/>
-              </w:rPr>
-              <w:t>✅</w:t>
-            </w:r>
-          </w:p>
-        </w:tc>
-        <w:tc>
-          <w:tcPr>
-            <w:tcW w:type="dxa" w:w="2266"/>
-          </w:tcPr>
-          <w:p>
-            <w:r>
-              <w:rPr>
-                <w:sz w:val="20"/>
-              </w:rPr>
-              <w:t>SSE 流式对话 + 多轮上下文</w:t>
-            </w:r>
-          </w:p>
-        </w:tc>
-      </w:tr>
-      <w:tr>
-        <w:tc>
-          <w:tcPr>
-            <w:tcW w:type="dxa" w:w="2266"/>
-          </w:tcPr>
-          <w:p>
-            <w:r>
-              <w:rPr>
-                <w:sz w:val="20"/>
-              </w:rPr>
-              <w:t>13</w:t>
-            </w:r>
-          </w:p>
-        </w:tc>
-        <w:tc>
-          <w:tcPr>
-            <w:tcW w:type="dxa" w:w="2266"/>
-          </w:tcPr>
-          <w:p>
-            <w:r>
-              <w:rPr>
-                <w:sz w:val="20"/>
-              </w:rPr>
-              <w:t>前端 API 客户端</w:t>
-            </w:r>
-          </w:p>
-        </w:tc>
-        <w:tc>
-          <w:tcPr>
-            <w:tcW w:type="dxa" w:w="2266"/>
-          </w:tcPr>
-          <w:p>
-            <w:r>
-              <w:rPr>
-                <w:sz w:val="20"/>
-              </w:rPr>
-              <w:t>✅</w:t>
-            </w:r>
-          </w:p>
-        </w:tc>
-        <w:tc>
-          <w:tcPr>
-            <w:tcW w:type="dxa" w:w="2266"/>
-          </w:tcPr>
-          <w:p>
-            <w:r>
-              <w:rPr>
-                <w:sz w:val="20"/>
-              </w:rPr>
-              <w:t>Materials/Knowledge/Exams/Questions API</w:t>
-            </w:r>
-          </w:p>
-        </w:tc>
-      </w:tr>
-      <w:tr>
-        <w:tc>
-          <w:tcPr>
-            <w:tcW w:type="dxa" w:w="2266"/>
-          </w:tcPr>
-          <w:p>
-            <w:r>
-              <w:rPr>
-                <w:sz w:val="20"/>
-              </w:rPr>
-              <w:t>14</w:t>
-            </w:r>
-          </w:p>
-        </w:tc>
-        <w:tc>
-          <w:tcPr>
-            <w:tcW w:type="dxa" w:w="2266"/>
-          </w:tcPr>
-          <w:p>
-            <w:r>
-              <w:rPr>
-                <w:sz w:val="20"/>
-              </w:rPr>
-              <w:t>前端页面（8 个 + 组件）</w:t>
-            </w:r>
-          </w:p>
-        </w:tc>
-        <w:tc>
-          <w:tcPr>
-            <w:tcW w:type="dxa" w:w="2266"/>
-          </w:tcPr>
-          <w:p>
-            <w:r>
-              <w:rPr>
-                <w:sz w:val="20"/>
-              </w:rPr>
-              <w:t>✅</w:t>
-            </w:r>
-          </w:p>
-        </w:tc>
-        <w:tc>
-          <w:tcPr>
-            <w:tcW w:type="dxa" w:w="2266"/>
-          </w:tcPr>
-          <w:p>
-            <w:r>
-              <w:rPr>
-                <w:sz w:val="20"/>
-              </w:rPr>
-              <w:t>全部教师端页面 + AI 对话框</w:t>
-            </w:r>
-          </w:p>
-        </w:tc>
-      </w:tr>
-      <w:tr>
-        <w:tc>
-          <w:tcPr>
-            <w:tcW w:type="dxa" w:w="2266"/>
-          </w:tcPr>
-          <w:p>
-            <w:r>
-              <w:rPr>
-                <w:sz w:val="20"/>
-              </w:rPr>
-              <w:t>15</w:t>
-            </w:r>
-          </w:p>
-        </w:tc>
-        <w:tc>
-          <w:tcPr>
-            <w:tcW w:type="dxa" w:w="2266"/>
-          </w:tcPr>
-          <w:p>
-            <w:r>
-              <w:rPr>
-                <w:sz w:val="20"/>
-              </w:rPr>
-              <w:t>嵌入 API 修复</w:t>
-            </w:r>
-          </w:p>
-        </w:tc>
-        <w:tc>
-          <w:tcPr>
-            <w:tcW w:type="dxa" w:w="2266"/>
-          </w:tcPr>
-          <w:p>
-            <w:r>
-              <w:rPr>
-                <w:sz w:val="20"/>
-              </w:rPr>
-              <w:t>✅</w:t>
-            </w:r>
-          </w:p>
-        </w:tc>
-        <w:tc>
-          <w:tcPr>
-            <w:tcW w:type="dxa" w:w="2266"/>
-          </w:tcPr>
-          <w:p>
-            <w:r>
-              <w:rPr>
-                <w:sz w:val="20"/>
-              </w:rPr>
-              <w:t>本地 BGE-small-zh-v1.5 替代 DeepSeek</w:t>
-            </w:r>
-          </w:p>
-        </w:tc>
-      </w:tr>
-    </w:tbl>
-    <w:p/>
-    <w:p>
-      <w:pPr>
-        <w:pStyle w:val="Heading2"/>
-      </w:pPr>
-      <w:r>
-        <w:rPr>
-          <w:rFonts w:ascii="SimHei" w:hAnsi="SimHei" w:eastAsia="SimHei"/>
-        </w:rPr>
-        <w:t>5.3 代码统计</w:t>
-      </w:r>
-    </w:p>
-    <w:tbl>
-      <w:tblPr>
-        <w:tblStyle w:val="LightGrid-Accent1"/>
-        <w:tblW w:type="auto" w:w="0"/>
-        <w:jc w:val="center"/>
-        <w:tblLook w:firstColumn="1" w:firstRow="1" w:lastColumn="0" w:lastRow="0" w:noHBand="0" w:noVBand="1" w:val="04A0"/>
-      </w:tblPr>
-      <w:tblGrid>
-        <w:gridCol w:w="3022"/>
-        <w:gridCol w:w="3022"/>
-        <w:gridCol w:w="3022"/>
-      </w:tblGrid>
-      <w:tr>
-        <w:tc>
-          <w:tcPr>
-            <w:tcW w:type="dxa" w:w="3022"/>
-          </w:tcPr>
-          <w:p>
-            <w:pPr>
-              <w:jc w:val="center"/>
-            </w:pPr>
-            <w:r>
-              <w:rPr>
-                <w:b/>
-                <w:sz w:val="20"/>
-              </w:rPr>
-              <w:t>类别</w:t>
-            </w:r>
-          </w:p>
-        </w:tc>
-        <w:tc>
-          <w:tcPr>
-            <w:tcW w:type="dxa" w:w="3022"/>
-          </w:tcPr>
-          <w:p>
-            <w:pPr>
-              <w:jc w:val="center"/>
-            </w:pPr>
-            <w:r>
-              <w:rPr>
-                <w:b/>
-                <w:sz w:val="20"/>
-              </w:rPr>
-              <w:t>文件数</w:t>
-            </w:r>
-          </w:p>
-        </w:tc>
-        <w:tc>
-          <w:tcPr>
-            <w:tcW w:type="dxa" w:w="3022"/>
-          </w:tcPr>
-          <w:p>
-            <w:pPr>
-              <w:jc w:val="center"/>
-            </w:pPr>
-            <w:r>
-              <w:rPr>
-                <w:b/>
-                <w:sz w:val="20"/>
-              </w:rPr>
-              <w:t>代码行数（估算）</w:t>
-            </w:r>
-          </w:p>
-        </w:tc>
-      </w:tr>
-      <w:tr>
-        <w:tc>
-          <w:tcPr>
-            <w:tcW w:type="dxa" w:w="3022"/>
-          </w:tcPr>
-          <w:p>
-            <w:r>
-              <w:rPr>
-                <w:sz w:val="20"/>
-              </w:rPr>
-              <w:t>后端 Python</w:t>
-            </w:r>
-          </w:p>
-        </w:tc>
-        <w:tc>
-          <w:tcPr>
-            <w:tcW w:type="dxa" w:w="3022"/>
-          </w:tcPr>
-          <w:p>
-            <w:r>
-              <w:rPr>
-                <w:sz w:val="20"/>
-              </w:rPr>
-              <w:t>~30</w:t>
-            </w:r>
-          </w:p>
-        </w:tc>
-        <w:tc>
-          <w:tcPr>
-            <w:tcW w:type="dxa" w:w="3022"/>
-          </w:tcPr>
-          <w:p>
-            <w:r>
-              <w:rPr>
-                <w:sz w:val="20"/>
-              </w:rPr>
-              <w:t>~3500</w:t>
-            </w:r>
-          </w:p>
-        </w:tc>
-      </w:tr>
-      <w:tr>
-        <w:tc>
-          <w:tcPr>
-            <w:tcW w:type="dxa" w:w="3022"/>
-          </w:tcPr>
-          <w:p>
-            <w:r>
-              <w:rPr>
-                <w:sz w:val="20"/>
-              </w:rPr>
-              <w:t>前端 Vue/JS</w:t>
-            </w:r>
-          </w:p>
-        </w:tc>
-        <w:tc>
-          <w:tcPr>
-            <w:tcW w:type="dxa" w:w="3022"/>
-          </w:tcPr>
-          <w:p>
-            <w:r>
-              <w:rPr>
-                <w:sz w:val="20"/>
-              </w:rPr>
-              <w:t>~25</w:t>
-            </w:r>
-          </w:p>
-        </w:tc>
-        <w:tc>
-          <w:tcPr>
-            <w:tcW w:type="dxa" w:w="3022"/>
-          </w:tcPr>
-          <w:p>
-            <w:r>
-              <w:rPr>
-                <w:sz w:val="20"/>
-              </w:rPr>
-              <w:t>~2800</w:t>
-            </w:r>
-          </w:p>
-        </w:tc>
-      </w:tr>
-      <w:tr>
-        <w:tc>
-          <w:tcPr>
-            <w:tcW w:type="dxa" w:w="3022"/>
-          </w:tcPr>
-          <w:p>
-            <w:r>
-              <w:rPr>
-                <w:sz w:val="20"/>
-              </w:rPr>
-              <w:t>配置文件</w:t>
-            </w:r>
-          </w:p>
-        </w:tc>
-        <w:tc>
-          <w:tcPr>
-            <w:tcW w:type="dxa" w:w="3022"/>
-          </w:tcPr>
-          <w:p>
-            <w:r>
-              <w:rPr>
-                <w:sz w:val="20"/>
-              </w:rPr>
-              <w:t>~5</w:t>
-            </w:r>
-          </w:p>
-        </w:tc>
-        <w:tc>
-          <w:tcPr>
-            <w:tcW w:type="dxa" w:w="3022"/>
-          </w:tcPr>
-          <w:p>
-            <w:r>
-              <w:rPr>
-                <w:sz w:val="20"/>
-              </w:rPr>
-              <w:t>~100</w:t>
-            </w:r>
-          </w:p>
-        </w:tc>
-      </w:tr>
-      <w:tr>
-        <w:tc>
-          <w:tcPr>
-            <w:tcW w:type="dxa" w:w="3022"/>
-          </w:tcPr>
-          <w:p>
-            <w:r>
-              <w:rPr>
-                <w:sz w:val="20"/>
-              </w:rPr>
-              <w:t>文档</w:t>
-            </w:r>
-          </w:p>
-        </w:tc>
-        <w:tc>
-          <w:tcPr>
-            <w:tcW w:type="dxa" w:w="3022"/>
-          </w:tcPr>
-          <w:p>
-            <w:r>
-              <w:rPr>
-                <w:sz w:val="20"/>
-              </w:rPr>
-              <w:t>~3</w:t>
-            </w:r>
-          </w:p>
-        </w:tc>
-        <w:tc>
-          <w:tcPr>
-            <w:tcW w:type="dxa" w:w="3022"/>
-          </w:tcPr>
-          <w:p>
-            <w:r>
-              <w:rPr>
-                <w:sz w:val="20"/>
-              </w:rPr>
-              <w:t>~800</w:t>
-            </w:r>
-          </w:p>
-        </w:tc>
-      </w:tr>
-      <w:tr>
-        <w:tc>
-          <w:tcPr>
-            <w:tcW w:type="dxa" w:w="3022"/>
-          </w:tcPr>
-          <w:p>
-            <w:r>
-              <w:rPr>
-                <w:sz w:val="20"/>
-              </w:rPr>
-              <w:t>合计</w:t>
-            </w:r>
-          </w:p>
-        </w:tc>
-        <w:tc>
-          <w:tcPr>
-            <w:tcW w:type="dxa" w:w="3022"/>
-          </w:tcPr>
-          <w:p>
-            <w:r>
-              <w:rPr>
-                <w:sz w:val="20"/>
-              </w:rPr>
-              <w:t>~63</w:t>
-            </w:r>
-          </w:p>
-        </w:tc>
-        <w:tc>
-          <w:tcPr>
-            <w:tcW w:type="dxa" w:w="3022"/>
-          </w:tcPr>
-          <w:p>
-            <w:r>
-              <w:rPr>
-                <w:sz w:val="20"/>
-              </w:rPr>
-              <w:t>~7200</w:t>
-            </w:r>
-          </w:p>
-        </w:tc>
-      </w:tr>
-    </w:tbl>
-    <w:p/>
-    <w:p>
-      <w:r>
-        <w:br w:type="page"/>
-      </w:r>
-    </w:p>
-    <w:p>
-      <w:pPr>
-        <w:pStyle w:val="Heading1"/>
-      </w:pPr>
-      <w:r>
-        <w:rPr>
-          <w:rFonts w:ascii="SimHei" w:hAnsi="SimHei" w:eastAsia="SimHei"/>
-        </w:rPr>
-        <w:t>六、系统演示</w:t>
-      </w:r>
-    </w:p>
-    <w:p>
-      <w:pPr>
-        <w:pStyle w:val="Heading2"/>
-      </w:pPr>
-      <w:r>
-        <w:rPr>
-          <w:rFonts w:ascii="SimHei" w:hAnsi="SimHei" w:eastAsia="SimHei"/>
-        </w:rPr>
-        <w:t>6.1 首页概览</w:t>
+        <w:t>待完成：答辩 PPT 的演示录屏占位、README 运行截图补充。</w:t>
       </w:r>
     </w:p>
     <w:p>
@@ -3757,1920 +295,12 @@
         <w:ind w:firstLine="480"/>
       </w:pPr>
       <w:r>
-        <w:rPr>
-          <w:rFonts w:ascii="SimSun" w:hAnsi="SimSun" w:eastAsia="SimSun"/>
-          <w:b w:val="0"/>
-          <w:sz w:val="24"/>
-        </w:rPr>
-        <w:t>左侧导航栏包含五个入口：首页概览、题库管理、材料管理、知识树、试卷管理。首页展示材料库列表（文件名、类型、上传时间）和历史试卷列表（名称、状态、总分、时长），提供"上传材料"和"智能组卷"快捷按钮。</w:t>
-      </w:r>
-    </w:p>
-    <w:p>
-      <w:pPr>
-        <w:pStyle w:val="Heading2"/>
-      </w:pPr>
-      <w:r>
-        <w:rPr>
-          <w:rFonts w:ascii="SimHei" w:hAnsi="SimHei" w:eastAsia="SimHei"/>
-        </w:rPr>
-        <w:t>6.2 材料上传与解析</w:t>
-      </w:r>
-    </w:p>
-    <w:p>
-      <w:pPr>
-        <w:ind w:firstLine="480"/>
-      </w:pPr>
-      <w:r>
-        <w:rPr>
-          <w:rFonts w:ascii="SimSun" w:hAnsi="SimSun" w:eastAsia="SimSun"/>
-          <w:b w:val="0"/>
-          <w:sz w:val="24"/>
-        </w:rPr>
-        <w:t>在材料管理页面上传 PPTX/DOCX/PDF/MD 文件，系统自动调用 FileParser 解析为 Markdown 文本，存入数据库。解析完成后显示文件名、页数和类型，提供"查看知识树"快捷跳转。</w:t>
-      </w:r>
-    </w:p>
-    <w:p>
-      <w:pPr>
-        <w:pStyle w:val="Heading2"/>
-      </w:pPr>
-      <w:r>
-        <w:rPr>
-          <w:rFonts w:ascii="SimHei" w:hAnsi="SimHei" w:eastAsia="SimHei"/>
-        </w:rPr>
-        <w:t>6.3 知识树提取</w:t>
-      </w:r>
-    </w:p>
-    <w:p>
-      <w:pPr>
-        <w:ind w:firstLine="480"/>
-      </w:pPr>
-      <w:r>
-        <w:rPr>
-          <w:rFonts w:ascii="SimSun" w:hAnsi="SimSun" w:eastAsia="SimSun"/>
-          <w:b w:val="0"/>
-          <w:sz w:val="24"/>
-        </w:rPr>
-        <w:t>点击"提取知识树"按钮，系统将材料 Markdown 发送至 DeepSeek API，由 LLM 识别章/节/知识点三层结构。提取结果以树形组件展示（NTree），左侧勾选知识点、右侧查看节点详情（定义、术语、教学重点）。勾选知识点后可直接跳转组卷向导。</w:t>
-      </w:r>
-    </w:p>
-    <w:p>
-      <w:pPr>
-        <w:pStyle w:val="Heading2"/>
-      </w:pPr>
-      <w:r>
-        <w:rPr>
-          <w:rFonts w:ascii="SimHei" w:hAnsi="SimHei" w:eastAsia="SimHei"/>
-        </w:rPr>
-        <w:t>6.4 智能组卷</w:t>
-      </w:r>
-    </w:p>
-    <w:p>
-      <w:pPr>
-        <w:ind w:firstLine="480"/>
-      </w:pPr>
-      <w:r>
-        <w:rPr>
-          <w:rFonts w:ascii="SimSun" w:hAnsi="SimSun" w:eastAsia="SimSun"/>
-          <w:b w:val="0"/>
-          <w:sz w:val="24"/>
-        </w:rPr>
-        <w:t>组卷向导提供可视化表单：填写试卷名称、时长（分钟）、总分，配置五种题型数量、五级难度百分比分布，填写重点方向备注。确认后调用组卷生成器，优先从种子题库匹配已有题目，不足时调用 LLM 补充，生成完整试卷。</w:t>
-      </w:r>
-    </w:p>
-    <w:p>
-      <w:pPr>
-        <w:pStyle w:val="Heading2"/>
-      </w:pPr>
-      <w:r>
-        <w:rPr>
-          <w:rFonts w:ascii="SimHei" w:hAnsi="SimHei" w:eastAsia="SimHei"/>
-        </w:rPr>
-        <w:t>6.5 试卷预览与导出</w:t>
-      </w:r>
-    </w:p>
-    <w:p>
-      <w:pPr>
-        <w:ind w:firstLine="480"/>
-      </w:pPr>
-      <w:r>
-        <w:rPr>
-          <w:rFonts w:ascii="SimSun" w:hAnsi="SimSun" w:eastAsia="SimSun"/>
-          <w:b w:val="0"/>
-          <w:sz w:val="24"/>
-        </w:rPr>
-        <w:t>试卷预览页展示全部题目列表（编号、题型、分值、题干、选项）。答案默认折叠，点击展开可查看正确答案和解析。提供"导出试卷"和"导出(含答案)"两个按钮，生成标准格式的 Word (.docx) 文档供打印使用。</w:t>
-      </w:r>
-    </w:p>
-    <w:p>
-      <w:pPr>
-        <w:pStyle w:val="Heading2"/>
-      </w:pPr>
-      <w:r>
-        <w:rPr>
-          <w:rFonts w:ascii="SimHei" w:hAnsi="SimHei" w:eastAsia="SimHei"/>
-        </w:rPr>
-        <w:t>6.6 AI 对话助手</w:t>
-      </w:r>
-    </w:p>
-    <w:p>
-      <w:pPr>
-        <w:ind w:firstLine="480"/>
-      </w:pPr>
-      <w:r>
-        <w:rPr>
-          <w:rFonts w:ascii="SimSun" w:hAnsi="SimSun" w:eastAsia="SimSun"/>
-          <w:b w:val="0"/>
-          <w:sz w:val="24"/>
-        </w:rPr>
-        <w:t>右下角常驻蓝色圆形浮动按钮（FAB），点击展开右侧聊天侧边栏。支持 SSE 流式响应（打字机效果），多轮对话上下文记忆。教师可向 AI 助手咨询组卷策略、知识点讲解、题目解析等教学问题。</w:t>
-      </w:r>
-    </w:p>
-    <w:p>
-      <w:pPr>
-        <w:pStyle w:val="Heading2"/>
-      </w:pPr>
-      <w:r>
-        <w:rPr>
-          <w:rFonts w:ascii="SimHei" w:hAnsi="SimHei" w:eastAsia="SimHei"/>
-        </w:rPr>
-        <w:t>6.7 语义搜索</w:t>
-      </w:r>
-    </w:p>
-    <w:p>
-      <w:pPr>
-        <w:ind w:firstLine="480"/>
-      </w:pPr>
-      <w:r>
-        <w:rPr>
-          <w:rFonts w:ascii="SimSun" w:hAnsi="SimSun" w:eastAsia="SimSun"/>
-          <w:b w:val="0"/>
-          <w:sz w:val="24"/>
-        </w:rPr>
-        <w:t>题库管理页面顶部搜索框输入关键词（如"树的遍历"），后端通过本地 BGE 嵌入模型生成查询向量，在 ChromaDB 中执行余弦相似度检索，返回语义相近的题目列表（按相似度排序），支持按题型、难度、章节筛选。</w:t>
-      </w:r>
-    </w:p>
-    <w:p>
-      <w:r>
-        <w:br w:type="page"/>
-      </w:r>
-    </w:p>
-    <w:p>
-      <w:pPr>
-        <w:pStyle w:val="Heading1"/>
-      </w:pPr>
-      <w:r>
-        <w:rPr>
-          <w:rFonts w:ascii="SimHei" w:hAnsi="SimHei" w:eastAsia="SimHei"/>
-        </w:rPr>
-        <w:t>七、后续安排</w:t>
-      </w:r>
-    </w:p>
-    <w:p>
-      <w:pPr>
-        <w:pStyle w:val="Heading2"/>
-      </w:pPr>
-      <w:r>
-        <w:rPr>
-          <w:rFonts w:ascii="SimHei" w:hAnsi="SimHei" w:eastAsia="SimHei"/>
-        </w:rPr>
-        <w:t>7.1 里程碑达成情况</w:t>
-      </w:r>
-    </w:p>
-    <w:tbl>
-      <w:tblPr>
-        <w:tblStyle w:val="LightGrid-Accent1"/>
-        <w:tblW w:type="auto" w:w="0"/>
-        <w:jc w:val="center"/>
-        <w:tblLook w:firstColumn="1" w:firstRow="1" w:lastColumn="0" w:lastRow="0" w:noHBand="0" w:noVBand="1" w:val="04A0"/>
-      </w:tblPr>
-      <w:tblGrid>
-        <w:gridCol w:w="3022"/>
-        <w:gridCol w:w="3022"/>
-        <w:gridCol w:w="3022"/>
-      </w:tblGrid>
-      <w:tr>
-        <w:tc>
-          <w:tcPr>
-            <w:tcW w:type="dxa" w:w="3022"/>
-          </w:tcPr>
-          <w:p>
-            <w:pPr>
-              <w:jc w:val="center"/>
-            </w:pPr>
-            <w:r>
-              <w:rPr>
-                <w:b/>
-                <w:sz w:val="20"/>
-              </w:rPr>
-              <w:t>里程碑</w:t>
-            </w:r>
-          </w:p>
-        </w:tc>
-        <w:tc>
-          <w:tcPr>
-            <w:tcW w:type="dxa" w:w="3022"/>
-          </w:tcPr>
-          <w:p>
-            <w:pPr>
-              <w:jc w:val="center"/>
-            </w:pPr>
-            <w:r>
-              <w:rPr>
-                <w:b/>
-                <w:sz w:val="20"/>
-              </w:rPr>
-              <w:t>目标</w:t>
-            </w:r>
-          </w:p>
-        </w:tc>
-        <w:tc>
-          <w:tcPr>
-            <w:tcW w:type="dxa" w:w="3022"/>
-          </w:tcPr>
-          <w:p>
-            <w:pPr>
-              <w:jc w:val="center"/>
-            </w:pPr>
-            <w:r>
-              <w:rPr>
-                <w:b/>
-                <w:sz w:val="20"/>
-              </w:rPr>
-              <w:t>状态</w:t>
-            </w:r>
-          </w:p>
-        </w:tc>
-      </w:tr>
-      <w:tr>
-        <w:tc>
-          <w:tcPr>
-            <w:tcW w:type="dxa" w:w="3022"/>
-          </w:tcPr>
-          <w:p>
-            <w:r>
-              <w:rPr>
-                <w:sz w:val="20"/>
-              </w:rPr>
-              <w:t>M1 - 需求冻结</w:t>
-            </w:r>
-          </w:p>
-        </w:tc>
-        <w:tc>
-          <w:tcPr>
-            <w:tcW w:type="dxa" w:w="3022"/>
-          </w:tcPr>
-          <w:p>
-            <w:r>
-              <w:rPr>
-                <w:sz w:val="20"/>
-              </w:rPr>
-              <w:t>需求分析、系统设计文档、原型设计</w:t>
-            </w:r>
-          </w:p>
-        </w:tc>
-        <w:tc>
-          <w:tcPr>
-            <w:tcW w:type="dxa" w:w="3022"/>
-          </w:tcPr>
-          <w:p>
-            <w:r>
-              <w:rPr>
-                <w:sz w:val="20"/>
-              </w:rPr>
-              <w:t>✅ 已完成</w:t>
-            </w:r>
-          </w:p>
-        </w:tc>
-      </w:tr>
-      <w:tr>
-        <w:tc>
-          <w:tcPr>
-            <w:tcW w:type="dxa" w:w="3022"/>
-          </w:tcPr>
-          <w:p>
-            <w:r>
-              <w:rPr>
-                <w:sz w:val="20"/>
-              </w:rPr>
-              <w:t>M2 - 技术验证</w:t>
-            </w:r>
-          </w:p>
-        </w:tc>
-        <w:tc>
-          <w:tcPr>
-            <w:tcW w:type="dxa" w:w="3022"/>
-          </w:tcPr>
-          <w:p>
-            <w:r>
-              <w:rPr>
-                <w:sz w:val="20"/>
-              </w:rPr>
-              <w:t>核心 AI 能力（LLM 知识提取/组卷）原型验证通过</w:t>
-            </w:r>
-          </w:p>
-        </w:tc>
-        <w:tc>
-          <w:tcPr>
-            <w:tcW w:type="dxa" w:w="3022"/>
-          </w:tcPr>
-          <w:p>
-            <w:r>
-              <w:rPr>
-                <w:sz w:val="20"/>
-              </w:rPr>
-              <w:t>✅ 已完成</w:t>
-            </w:r>
-          </w:p>
-        </w:tc>
-      </w:tr>
-      <w:tr>
-        <w:tc>
-          <w:tcPr>
-            <w:tcW w:type="dxa" w:w="3022"/>
-          </w:tcPr>
-          <w:p>
-            <w:r>
-              <w:rPr>
-                <w:sz w:val="20"/>
-              </w:rPr>
-              <w:t>M3 - MVP 可用</w:t>
-            </w:r>
-          </w:p>
-        </w:tc>
-        <w:tc>
-          <w:tcPr>
-            <w:tcW w:type="dxa" w:w="3022"/>
-          </w:tcPr>
-          <w:p>
-            <w:r>
-              <w:rPr>
-                <w:sz w:val="20"/>
-              </w:rPr>
-              <w:t>端到端流程跑通：上传材料→生成试卷→预览导出</w:t>
-            </w:r>
-          </w:p>
-        </w:tc>
-        <w:tc>
-          <w:tcPr>
-            <w:tcW w:type="dxa" w:w="3022"/>
-          </w:tcPr>
-          <w:p>
-            <w:r>
-              <w:rPr>
-                <w:sz w:val="20"/>
-              </w:rPr>
-              <w:t>✅ 已完成</w:t>
-            </w:r>
-          </w:p>
-        </w:tc>
-      </w:tr>
-      <w:tr>
-        <w:tc>
-          <w:tcPr>
-            <w:tcW w:type="dxa" w:w="3022"/>
-          </w:tcPr>
-          <w:p>
-            <w:r>
-              <w:rPr>
-                <w:sz w:val="20"/>
-              </w:rPr>
-              <w:t>M4 - 功能完备</w:t>
-            </w:r>
-          </w:p>
-        </w:tc>
-        <w:tc>
-          <w:tcPr>
-            <w:tcW w:type="dxa" w:w="3022"/>
-          </w:tcPr>
-          <w:p>
-            <w:r>
-              <w:rPr>
-                <w:sz w:val="20"/>
-              </w:rPr>
-              <w:t>全部功能模块开发完成</w:t>
-            </w:r>
-          </w:p>
-        </w:tc>
-        <w:tc>
-          <w:tcPr>
-            <w:tcW w:type="dxa" w:w="3022"/>
-          </w:tcPr>
-          <w:p>
-            <w:r>
-              <w:rPr>
-                <w:sz w:val="20"/>
-              </w:rPr>
-              <w:t>🔄 进行中（~95%）</w:t>
-            </w:r>
-          </w:p>
-        </w:tc>
-      </w:tr>
-      <w:tr>
-        <w:tc>
-          <w:tcPr>
-            <w:tcW w:type="dxa" w:w="3022"/>
-          </w:tcPr>
-          <w:p>
-            <w:r>
-              <w:rPr>
-                <w:sz w:val="20"/>
-              </w:rPr>
-              <w:t>M5 - 交付上线</w:t>
-            </w:r>
-          </w:p>
-        </w:tc>
-        <w:tc>
-          <w:tcPr>
-            <w:tcW w:type="dxa" w:w="3022"/>
-          </w:tcPr>
-          <w:p>
-            <w:r>
-              <w:rPr>
-                <w:sz w:val="20"/>
-              </w:rPr>
-              <w:t>系统通过验收测试，交付使用</w:t>
-            </w:r>
-          </w:p>
-        </w:tc>
-        <w:tc>
-          <w:tcPr>
-            <w:tcW w:type="dxa" w:w="3022"/>
-          </w:tcPr>
-          <w:p>
-            <w:r>
-              <w:rPr>
-                <w:sz w:val="20"/>
-              </w:rPr>
-              <w:t>⏳ 待开始</w:t>
-            </w:r>
-          </w:p>
-        </w:tc>
-      </w:tr>
-    </w:tbl>
-    <w:p/>
-    <w:p>
-      <w:pPr>
-        <w:pStyle w:val="Heading2"/>
-      </w:pPr>
-      <w:r>
-        <w:rPr>
-          <w:rFonts w:ascii="SimHei" w:hAnsi="SimHei" w:eastAsia="SimHei"/>
-        </w:rPr>
-        <w:t>7.2 待完成工作</w:t>
-      </w:r>
-    </w:p>
-    <w:tbl>
-      <w:tblPr>
-        <w:tblStyle w:val="LightGrid-Accent1"/>
-        <w:tblW w:type="auto" w:w="0"/>
-        <w:jc w:val="center"/>
-        <w:tblLook w:firstColumn="1" w:firstRow="1" w:lastColumn="0" w:lastRow="0" w:noHBand="0" w:noVBand="1" w:val="04A0"/>
-      </w:tblPr>
-      <w:tblGrid>
-        <w:gridCol w:w="2266"/>
-        <w:gridCol w:w="2266"/>
-        <w:gridCol w:w="2266"/>
-        <w:gridCol w:w="2266"/>
-      </w:tblGrid>
-      <w:tr>
-        <w:tc>
-          <w:tcPr>
-            <w:tcW w:type="dxa" w:w="2266"/>
-          </w:tcPr>
-          <w:p>
-            <w:pPr>
-              <w:jc w:val="center"/>
-            </w:pPr>
-            <w:r>
-              <w:rPr>
-                <w:b/>
-                <w:sz w:val="20"/>
-              </w:rPr>
-              <w:t>#</w:t>
-            </w:r>
-          </w:p>
-        </w:tc>
-        <w:tc>
-          <w:tcPr>
-            <w:tcW w:type="dxa" w:w="2266"/>
-          </w:tcPr>
-          <w:p>
-            <w:pPr>
-              <w:jc w:val="center"/>
-            </w:pPr>
-            <w:r>
-              <w:rPr>
-                <w:b/>
-                <w:sz w:val="20"/>
-              </w:rPr>
-              <w:t>任务</w:t>
-            </w:r>
-          </w:p>
-        </w:tc>
-        <w:tc>
-          <w:tcPr>
-            <w:tcW w:type="dxa" w:w="2266"/>
-          </w:tcPr>
-          <w:p>
-            <w:pPr>
-              <w:jc w:val="center"/>
-            </w:pPr>
-            <w:r>
-              <w:rPr>
-                <w:b/>
-                <w:sz w:val="20"/>
-              </w:rPr>
-              <w:t>优先级</w:t>
-            </w:r>
-          </w:p>
-        </w:tc>
-        <w:tc>
-          <w:tcPr>
-            <w:tcW w:type="dxa" w:w="2266"/>
-          </w:tcPr>
-          <w:p>
-            <w:pPr>
-              <w:jc w:val="center"/>
-            </w:pPr>
-            <w:r>
-              <w:rPr>
-                <w:b/>
-                <w:sz w:val="20"/>
-              </w:rPr>
-              <w:t>预计耗时</w:t>
-            </w:r>
-          </w:p>
-        </w:tc>
-      </w:tr>
-      <w:tr>
-        <w:tc>
-          <w:tcPr>
-            <w:tcW w:type="dxa" w:w="2266"/>
-          </w:tcPr>
-          <w:p>
-            <w:r>
-              <w:rPr>
-                <w:sz w:val="20"/>
-              </w:rPr>
-              <w:t>1</w:t>
-            </w:r>
-          </w:p>
-        </w:tc>
-        <w:tc>
-          <w:tcPr>
-            <w:tcW w:type="dxa" w:w="2266"/>
-          </w:tcPr>
-          <w:p>
-            <w:r>
-              <w:rPr>
-                <w:sz w:val="20"/>
-              </w:rPr>
-              <w:t>材料列表页缺少入口（/materials 独立页）</w:t>
-            </w:r>
-          </w:p>
-        </w:tc>
-        <w:tc>
-          <w:tcPr>
-            <w:tcW w:type="dxa" w:w="2266"/>
-          </w:tcPr>
-          <w:p>
-            <w:r>
-              <w:rPr>
-                <w:sz w:val="20"/>
-              </w:rPr>
-              <w:t>中</w:t>
-            </w:r>
-          </w:p>
-        </w:tc>
-        <w:tc>
-          <w:tcPr>
-            <w:tcW w:type="dxa" w:w="2266"/>
-          </w:tcPr>
-          <w:p>
-            <w:r>
-              <w:rPr>
-                <w:sz w:val="20"/>
-              </w:rPr>
-              <w:t>2h</w:t>
-            </w:r>
-          </w:p>
-        </w:tc>
-      </w:tr>
-      <w:tr>
-        <w:tc>
-          <w:tcPr>
-            <w:tcW w:type="dxa" w:w="2266"/>
-          </w:tcPr>
-          <w:p>
-            <w:r>
-              <w:rPr>
-                <w:sz w:val="20"/>
-              </w:rPr>
-              <w:t>2</w:t>
-            </w:r>
-          </w:p>
-        </w:tc>
-        <w:tc>
-          <w:tcPr>
-            <w:tcW w:type="dxa" w:w="2266"/>
-          </w:tcPr>
-          <w:p>
-            <w:r>
-              <w:rPr>
-                <w:sz w:val="20"/>
-              </w:rPr>
-              <w:t>知识树节点详情交互优化（点击展开编辑）</w:t>
-            </w:r>
-          </w:p>
-        </w:tc>
-        <w:tc>
-          <w:tcPr>
-            <w:tcW w:type="dxa" w:w="2266"/>
-          </w:tcPr>
-          <w:p>
-            <w:r>
-              <w:rPr>
-                <w:sz w:val="20"/>
-              </w:rPr>
-              <w:t>中</w:t>
-            </w:r>
-          </w:p>
-        </w:tc>
-        <w:tc>
-          <w:tcPr>
-            <w:tcW w:type="dxa" w:w="2266"/>
-          </w:tcPr>
-          <w:p>
-            <w:r>
-              <w:rPr>
-                <w:sz w:val="20"/>
-              </w:rPr>
-              <w:t>3h</w:t>
-            </w:r>
-          </w:p>
-        </w:tc>
-      </w:tr>
-      <w:tr>
-        <w:tc>
-          <w:tcPr>
-            <w:tcW w:type="dxa" w:w="2266"/>
-          </w:tcPr>
-          <w:p>
-            <w:r>
-              <w:rPr>
-                <w:sz w:val="20"/>
-              </w:rPr>
-              <w:t>3</w:t>
-            </w:r>
-          </w:p>
-        </w:tc>
-        <w:tc>
-          <w:tcPr>
-            <w:tcW w:type="dxa" w:w="2266"/>
-          </w:tcPr>
-          <w:p>
-            <w:r>
-              <w:rPr>
-                <w:sz w:val="20"/>
-              </w:rPr>
-              <w:t>组卷向导——难度百分比校验（总和 100%）</w:t>
-            </w:r>
-          </w:p>
-        </w:tc>
-        <w:tc>
-          <w:tcPr>
-            <w:tcW w:type="dxa" w:w="2266"/>
-          </w:tcPr>
-          <w:p>
-            <w:r>
-              <w:rPr>
-                <w:sz w:val="20"/>
-              </w:rPr>
-              <w:t>中</w:t>
-            </w:r>
-          </w:p>
-        </w:tc>
-        <w:tc>
-          <w:tcPr>
-            <w:tcW w:type="dxa" w:w="2266"/>
-          </w:tcPr>
-          <w:p>
-            <w:r>
-              <w:rPr>
-                <w:sz w:val="20"/>
-              </w:rPr>
-              <w:t>1h</w:t>
-            </w:r>
-          </w:p>
-        </w:tc>
-      </w:tr>
-      <w:tr>
-        <w:tc>
-          <w:tcPr>
-            <w:tcW w:type="dxa" w:w="2266"/>
-          </w:tcPr>
-          <w:p>
-            <w:r>
-              <w:rPr>
-                <w:sz w:val="20"/>
-              </w:rPr>
-              <w:t>4</w:t>
-            </w:r>
-          </w:p>
-        </w:tc>
-        <w:tc>
-          <w:tcPr>
-            <w:tcW w:type="dxa" w:w="2266"/>
-          </w:tcPr>
-          <w:p>
-            <w:r>
-              <w:rPr>
-                <w:sz w:val="20"/>
-              </w:rPr>
-              <w:t>题库搜索增加知识点标签筛选</w:t>
-            </w:r>
-          </w:p>
-        </w:tc>
-        <w:tc>
-          <w:tcPr>
-            <w:tcW w:type="dxa" w:w="2266"/>
-          </w:tcPr>
-          <w:p>
-            <w:r>
-              <w:rPr>
-                <w:sz w:val="20"/>
-              </w:rPr>
-              <w:t>低</w:t>
-            </w:r>
-          </w:p>
-        </w:tc>
-        <w:tc>
-          <w:tcPr>
-            <w:tcW w:type="dxa" w:w="2266"/>
-          </w:tcPr>
-          <w:p>
-            <w:r>
-              <w:rPr>
-                <w:sz w:val="20"/>
-              </w:rPr>
-              <w:t>2h</w:t>
-            </w:r>
-          </w:p>
-        </w:tc>
-      </w:tr>
-      <w:tr>
-        <w:tc>
-          <w:tcPr>
-            <w:tcW w:type="dxa" w:w="2266"/>
-          </w:tcPr>
-          <w:p>
-            <w:r>
-              <w:rPr>
-                <w:sz w:val="20"/>
-              </w:rPr>
-              <w:t>5</w:t>
-            </w:r>
-          </w:p>
-        </w:tc>
-        <w:tc>
-          <w:tcPr>
-            <w:tcW w:type="dxa" w:w="2266"/>
-          </w:tcPr>
-          <w:p>
-            <w:r>
-              <w:rPr>
-                <w:sz w:val="20"/>
-              </w:rPr>
-              <w:t>修复 ChromaDB 嵌入同步的潜在并发问题</w:t>
-            </w:r>
-          </w:p>
-        </w:tc>
-        <w:tc>
-          <w:tcPr>
-            <w:tcW w:type="dxa" w:w="2266"/>
-          </w:tcPr>
-          <w:p>
-            <w:r>
-              <w:rPr>
-                <w:sz w:val="20"/>
-              </w:rPr>
-              <w:t>低</w:t>
-            </w:r>
-          </w:p>
-        </w:tc>
-        <w:tc>
-          <w:tcPr>
-            <w:tcW w:type="dxa" w:w="2266"/>
-          </w:tcPr>
-          <w:p>
-            <w:r>
-              <w:rPr>
-                <w:sz w:val="20"/>
-              </w:rPr>
-              <w:t>2h</w:t>
-            </w:r>
-          </w:p>
-        </w:tc>
-      </w:tr>
-      <w:tr>
-        <w:tc>
-          <w:tcPr>
-            <w:tcW w:type="dxa" w:w="2266"/>
-          </w:tcPr>
-          <w:p>
-            <w:r>
-              <w:rPr>
-                <w:sz w:val="20"/>
-              </w:rPr>
-              <w:t>6</w:t>
-            </w:r>
-          </w:p>
-        </w:tc>
-        <w:tc>
-          <w:tcPr>
-            <w:tcW w:type="dxa" w:w="2266"/>
-          </w:tcPr>
-          <w:p>
-            <w:r>
-              <w:rPr>
-                <w:sz w:val="20"/>
-              </w:rPr>
-              <w:t>端到端集成测试与 Bug 修复</w:t>
-            </w:r>
-          </w:p>
-        </w:tc>
-        <w:tc>
-          <w:tcPr>
-            <w:tcW w:type="dxa" w:w="2266"/>
-          </w:tcPr>
-          <w:p>
-            <w:r>
-              <w:rPr>
-                <w:sz w:val="20"/>
-              </w:rPr>
-              <w:t>高</w:t>
-            </w:r>
-          </w:p>
-        </w:tc>
-        <w:tc>
-          <w:tcPr>
-            <w:tcW w:type="dxa" w:w="2266"/>
-          </w:tcPr>
-          <w:p>
-            <w:r>
-              <w:rPr>
-                <w:sz w:val="20"/>
-              </w:rPr>
-              <w:t>1d</w:t>
-            </w:r>
-          </w:p>
-        </w:tc>
-      </w:tr>
-      <w:tr>
-        <w:tc>
-          <w:tcPr>
-            <w:tcW w:type="dxa" w:w="2266"/>
-          </w:tcPr>
-          <w:p>
-            <w:r>
-              <w:rPr>
-                <w:sz w:val="20"/>
-              </w:rPr>
-              <w:t>7</w:t>
-            </w:r>
-          </w:p>
-        </w:tc>
-        <w:tc>
-          <w:tcPr>
-            <w:tcW w:type="dxa" w:w="2266"/>
-          </w:tcPr>
-          <w:p>
-            <w:r>
-              <w:rPr>
-                <w:sz w:val="20"/>
-              </w:rPr>
-              <w:t>部署文档 + README 完善</w:t>
-            </w:r>
-          </w:p>
-        </w:tc>
-        <w:tc>
-          <w:tcPr>
-            <w:tcW w:type="dxa" w:w="2266"/>
-          </w:tcPr>
-          <w:p>
-            <w:r>
-              <w:rPr>
-                <w:sz w:val="20"/>
-              </w:rPr>
-              <w:t>高</w:t>
-            </w:r>
-          </w:p>
-        </w:tc>
-        <w:tc>
-          <w:tcPr>
-            <w:tcW w:type="dxa" w:w="2266"/>
-          </w:tcPr>
-          <w:p>
-            <w:r>
-              <w:rPr>
-                <w:sz w:val="20"/>
-              </w:rPr>
-              <w:t>3h</w:t>
-            </w:r>
-          </w:p>
-        </w:tc>
-      </w:tr>
-      <w:tr>
-        <w:tc>
-          <w:tcPr>
-            <w:tcW w:type="dxa" w:w="2266"/>
-          </w:tcPr>
-          <w:p>
-            <w:r>
-              <w:rPr>
-                <w:sz w:val="20"/>
-              </w:rPr>
-              <w:t>8</w:t>
-            </w:r>
-          </w:p>
-        </w:tc>
-        <w:tc>
-          <w:tcPr>
-            <w:tcW w:type="dxa" w:w="2266"/>
-          </w:tcPr>
-          <w:p>
-            <w:r>
-              <w:rPr>
-                <w:sz w:val="20"/>
-              </w:rPr>
-              <w:t>演示 PPT 制作</w:t>
-            </w:r>
-          </w:p>
-        </w:tc>
-        <w:tc>
-          <w:tcPr>
-            <w:tcW w:type="dxa" w:w="2266"/>
-          </w:tcPr>
-          <w:p>
-            <w:r>
-              <w:rPr>
-                <w:sz w:val="20"/>
-              </w:rPr>
-              <w:t>高</w:t>
-            </w:r>
-          </w:p>
-        </w:tc>
-        <w:tc>
-          <w:tcPr>
-            <w:tcW w:type="dxa" w:w="2266"/>
-          </w:tcPr>
-          <w:p>
-            <w:r>
-              <w:rPr>
-                <w:sz w:val="20"/>
-              </w:rPr>
-              <w:t>4h</w:t>
-            </w:r>
-          </w:p>
-        </w:tc>
-      </w:tr>
-    </w:tbl>
-    <w:p/>
-    <w:p>
-      <w:pPr>
-        <w:pStyle w:val="Heading2"/>
-      </w:pPr>
-      <w:r>
-        <w:rPr>
-          <w:rFonts w:ascii="SimHei" w:hAnsi="SimHei" w:eastAsia="SimHei"/>
-        </w:rPr>
-        <w:t>7.3 时间规划</w:t>
-      </w:r>
-    </w:p>
-    <w:tbl>
-      <w:tblPr>
-        <w:tblStyle w:val="LightGrid-Accent1"/>
-        <w:tblW w:type="auto" w:w="0"/>
-        <w:jc w:val="center"/>
-        <w:tblLook w:firstColumn="1" w:firstRow="1" w:lastColumn="0" w:lastRow="0" w:noHBand="0" w:noVBand="1" w:val="04A0"/>
-      </w:tblPr>
-      <w:tblGrid>
-        <w:gridCol w:w="4533"/>
-        <w:gridCol w:w="4533"/>
-      </w:tblGrid>
-      <w:tr>
-        <w:tc>
-          <w:tcPr>
-            <w:tcW w:type="dxa" w:w="4533"/>
-          </w:tcPr>
-          <w:p>
-            <w:pPr>
-              <w:jc w:val="center"/>
-            </w:pPr>
-            <w:r>
-              <w:rPr>
-                <w:b/>
-                <w:sz w:val="20"/>
-              </w:rPr>
-              <w:t>时间段</w:t>
-            </w:r>
-          </w:p>
-        </w:tc>
-        <w:tc>
-          <w:tcPr>
-            <w:tcW w:type="dxa" w:w="4533"/>
-          </w:tcPr>
-          <w:p>
-            <w:pPr>
-              <w:jc w:val="center"/>
-            </w:pPr>
-            <w:r>
-              <w:rPr>
-                <w:b/>
-                <w:sz w:val="20"/>
-              </w:rPr>
-              <w:t>工作内容</w:t>
-            </w:r>
-          </w:p>
-        </w:tc>
-      </w:tr>
-      <w:tr>
-        <w:tc>
-          <w:tcPr>
-            <w:tcW w:type="dxa" w:w="4533"/>
-          </w:tcPr>
-          <w:p>
-            <w:r>
-              <w:rPr>
-                <w:sz w:val="20"/>
-              </w:rPr>
-              <w:t>第 1 周</w:t>
-            </w:r>
-          </w:p>
-        </w:tc>
-        <w:tc>
-          <w:tcPr>
-            <w:tcW w:type="dxa" w:w="4533"/>
-          </w:tcPr>
-          <w:p>
-            <w:r>
-              <w:rPr>
-                <w:sz w:val="20"/>
-              </w:rPr>
-              <w:t>完成剩余功能点修复、集成测试</w:t>
-            </w:r>
-          </w:p>
-        </w:tc>
-      </w:tr>
-      <w:tr>
-        <w:tc>
-          <w:tcPr>
-            <w:tcW w:type="dxa" w:w="4533"/>
-          </w:tcPr>
-          <w:p>
-            <w:r>
-              <w:rPr>
-                <w:sz w:val="20"/>
-              </w:rPr>
-              <w:t>第 2 周</w:t>
-            </w:r>
-          </w:p>
-        </w:tc>
-        <w:tc>
-          <w:tcPr>
-            <w:tcW w:type="dxa" w:w="4533"/>
-          </w:tcPr>
-          <w:p>
-            <w:r>
-              <w:rPr>
-                <w:sz w:val="20"/>
-              </w:rPr>
-              <w:t>文档完善、部署说明、演示 PPT</w:t>
-            </w:r>
-          </w:p>
-        </w:tc>
-      </w:tr>
-      <w:tr>
-        <w:tc>
-          <w:tcPr>
-            <w:tcW w:type="dxa" w:w="4533"/>
-          </w:tcPr>
-          <w:p>
-            <w:r>
-              <w:rPr>
-                <w:sz w:val="20"/>
-              </w:rPr>
-              <w:t>第 3 周</w:t>
-            </w:r>
-          </w:p>
-        </w:tc>
-        <w:tc>
-          <w:tcPr>
-            <w:tcW w:type="dxa" w:w="4533"/>
-          </w:tcPr>
-          <w:p>
-            <w:r>
-              <w:rPr>
-                <w:sz w:val="20"/>
-              </w:rPr>
-              <w:t>答辩准备、演示演练</w:t>
-            </w:r>
-          </w:p>
-        </w:tc>
-      </w:tr>
-    </w:tbl>
-    <w:p/>
-    <w:p>
-      <w:r>
-        <w:br w:type="page"/>
-      </w:r>
-    </w:p>
-    <w:p>
-      <w:pPr>
-        <w:pStyle w:val="Heading1"/>
-      </w:pPr>
-      <w:r>
-        <w:rPr>
-          <w:rFonts w:ascii="SimHei" w:hAnsi="SimHei" w:eastAsia="SimHei"/>
-        </w:rPr>
-        <w:t>八、风险管理</w:t>
-      </w:r>
-    </w:p>
-    <w:p>
-      <w:pPr>
-        <w:ind w:firstLine="480"/>
-      </w:pPr>
-      <w:r>
-        <w:rPr>
-          <w:rFonts w:ascii="SimSun" w:hAnsi="SimSun" w:eastAsia="SimSun"/>
-          <w:b w:val="0"/>
-          <w:sz w:val="24"/>
-        </w:rPr>
-        <w:t>项目开展过程中已识别以下主要风险，并制定了应对策略：</w:t>
-      </w:r>
-    </w:p>
-    <w:tbl>
-      <w:tblPr>
-        <w:tblStyle w:val="LightGrid-Accent1"/>
-        <w:tblW w:type="auto" w:w="0"/>
-        <w:jc w:val="center"/>
-        <w:tblLook w:firstColumn="1" w:firstRow="1" w:lastColumn="0" w:lastRow="0" w:noHBand="0" w:noVBand="1" w:val="04A0"/>
-      </w:tblPr>
-      <w:tblGrid>
-        <w:gridCol w:w="1511"/>
-        <w:gridCol w:w="1511"/>
-        <w:gridCol w:w="1511"/>
-        <w:gridCol w:w="1511"/>
-        <w:gridCol w:w="1511"/>
-        <w:gridCol w:w="1511"/>
-      </w:tblGrid>
-      <w:tr>
-        <w:tc>
-          <w:tcPr>
-            <w:tcW w:type="dxa" w:w="1511"/>
-          </w:tcPr>
-          <w:p>
-            <w:pPr>
-              <w:jc w:val="center"/>
-            </w:pPr>
-            <w:r>
-              <w:rPr>
-                <w:b/>
-                <w:sz w:val="20"/>
-              </w:rPr>
-              <w:t>风险编号</w:t>
-            </w:r>
-          </w:p>
-        </w:tc>
-        <w:tc>
-          <w:tcPr>
-            <w:tcW w:type="dxa" w:w="1511"/>
-          </w:tcPr>
-          <w:p>
-            <w:pPr>
-              <w:jc w:val="center"/>
-            </w:pPr>
-            <w:r>
-              <w:rPr>
-                <w:b/>
-                <w:sz w:val="20"/>
-              </w:rPr>
-              <w:t>风险描述</w:t>
-            </w:r>
-          </w:p>
-        </w:tc>
-        <w:tc>
-          <w:tcPr>
-            <w:tcW w:type="dxa" w:w="1511"/>
-          </w:tcPr>
-          <w:p>
-            <w:pPr>
-              <w:jc w:val="center"/>
-            </w:pPr>
-            <w:r>
-              <w:rPr>
-                <w:b/>
-                <w:sz w:val="20"/>
-              </w:rPr>
-              <w:t>影响</w:t>
-            </w:r>
-          </w:p>
-        </w:tc>
-        <w:tc>
-          <w:tcPr>
-            <w:tcW w:type="dxa" w:w="1511"/>
-          </w:tcPr>
-          <w:p>
-            <w:pPr>
-              <w:jc w:val="center"/>
-            </w:pPr>
-            <w:r>
-              <w:rPr>
-                <w:b/>
-                <w:sz w:val="20"/>
-              </w:rPr>
-              <w:t>概率</w:t>
-            </w:r>
-          </w:p>
-        </w:tc>
-        <w:tc>
-          <w:tcPr>
-            <w:tcW w:type="dxa" w:w="1511"/>
-          </w:tcPr>
-          <w:p>
-            <w:pPr>
-              <w:jc w:val="center"/>
-            </w:pPr>
-            <w:r>
-              <w:rPr>
-                <w:b/>
-                <w:sz w:val="20"/>
-              </w:rPr>
-              <w:t>应对策略</w:t>
-            </w:r>
-          </w:p>
-        </w:tc>
-        <w:tc>
-          <w:tcPr>
-            <w:tcW w:type="dxa" w:w="1511"/>
-          </w:tcPr>
-          <w:p>
-            <w:pPr>
-              <w:jc w:val="center"/>
-            </w:pPr>
-            <w:r>
-              <w:rPr>
-                <w:b/>
-                <w:sz w:val="20"/>
-              </w:rPr>
-              <w:t>当前状态</w:t>
-            </w:r>
-          </w:p>
-        </w:tc>
-      </w:tr>
-      <w:tr>
-        <w:tc>
-          <w:tcPr>
-            <w:tcW w:type="dxa" w:w="1511"/>
-          </w:tcPr>
-          <w:p>
-            <w:r>
-              <w:rPr>
-                <w:sz w:val="20"/>
-              </w:rPr>
-              <w:t>R1</w:t>
-            </w:r>
-          </w:p>
-        </w:tc>
-        <w:tc>
-          <w:tcPr>
-            <w:tcW w:type="dxa" w:w="1511"/>
-          </w:tcPr>
-          <w:p>
-            <w:r>
-              <w:rPr>
-                <w:sz w:val="20"/>
-              </w:rPr>
-              <w:t>LLM 接口调用不稳定或成本过高</w:t>
-            </w:r>
-          </w:p>
-        </w:tc>
-        <w:tc>
-          <w:tcPr>
-            <w:tcW w:type="dxa" w:w="1511"/>
-          </w:tcPr>
-          <w:p>
-            <w:r>
-              <w:rPr>
-                <w:sz w:val="20"/>
-              </w:rPr>
-              <w:t>高</w:t>
-            </w:r>
-          </w:p>
-        </w:tc>
-        <w:tc>
-          <w:tcPr>
-            <w:tcW w:type="dxa" w:w="1511"/>
-          </w:tcPr>
-          <w:p>
-            <w:r>
-              <w:rPr>
-                <w:sz w:val="20"/>
-              </w:rPr>
-              <w:t>中</w:t>
-            </w:r>
-          </w:p>
-        </w:tc>
-        <w:tc>
-          <w:tcPr>
-            <w:tcW w:type="dxa" w:w="1511"/>
-          </w:tcPr>
-          <w:p>
-            <w:r>
-              <w:rPr>
-                <w:sz w:val="20"/>
-              </w:rPr>
-              <w:t>设计 LLM 适配层支持多模型切换；关键路径准备规则引擎兜底</w:t>
-            </w:r>
-          </w:p>
-        </w:tc>
-        <w:tc>
-          <w:tcPr>
-            <w:tcW w:type="dxa" w:w="1511"/>
-          </w:tcPr>
-          <w:p>
-            <w:r>
-              <w:rPr>
-                <w:sz w:val="20"/>
-              </w:rPr>
-              <w:t>✅ 已化解 — DeepSeek API 稳定，成本可控</w:t>
-            </w:r>
-          </w:p>
-        </w:tc>
-      </w:tr>
-      <w:tr>
-        <w:tc>
-          <w:tcPr>
-            <w:tcW w:type="dxa" w:w="1511"/>
-          </w:tcPr>
-          <w:p>
-            <w:r>
-              <w:rPr>
-                <w:sz w:val="20"/>
-              </w:rPr>
-              <w:t>R2</w:t>
-            </w:r>
-          </w:p>
-        </w:tc>
-        <w:tc>
-          <w:tcPr>
-            <w:tcW w:type="dxa" w:w="1511"/>
-          </w:tcPr>
-          <w:p>
-            <w:r>
-              <w:rPr>
-                <w:sz w:val="20"/>
-              </w:rPr>
-              <w:t>教学材料格式多样，解析质量不达标</w:t>
-            </w:r>
-          </w:p>
-        </w:tc>
-        <w:tc>
-          <w:tcPr>
-            <w:tcW w:type="dxa" w:w="1511"/>
-          </w:tcPr>
-          <w:p>
-            <w:r>
-              <w:rPr>
-                <w:sz w:val="20"/>
-              </w:rPr>
-              <w:t>高</w:t>
-            </w:r>
-          </w:p>
-        </w:tc>
-        <w:tc>
-          <w:tcPr>
-            <w:tcW w:type="dxa" w:w="1511"/>
-          </w:tcPr>
-          <w:p>
-            <w:r>
-              <w:rPr>
-                <w:sz w:val="20"/>
-              </w:rPr>
-              <w:t>高</w:t>
-            </w:r>
-          </w:p>
-        </w:tc>
-        <w:tc>
-          <w:tcPr>
-            <w:tcW w:type="dxa" w:w="1511"/>
-          </w:tcPr>
-          <w:p>
-            <w:r>
-              <w:rPr>
-                <w:sz w:val="20"/>
-              </w:rPr>
-              <w:t>分格式设计解析器；支持人工校正补充</w:t>
-            </w:r>
-          </w:p>
-        </w:tc>
-        <w:tc>
-          <w:tcPr>
-            <w:tcW w:type="dxa" w:w="1511"/>
-          </w:tcPr>
-          <w:p>
-            <w:r>
-              <w:rPr>
-                <w:sz w:val="20"/>
-              </w:rPr>
-              <w:t>✅ 已化解 — 四格式解析器实现完毕</w:t>
-            </w:r>
-          </w:p>
-        </w:tc>
-      </w:tr>
-      <w:tr>
-        <w:tc>
-          <w:tcPr>
-            <w:tcW w:type="dxa" w:w="1511"/>
-          </w:tcPr>
-          <w:p>
-            <w:r>
-              <w:rPr>
-                <w:sz w:val="20"/>
-              </w:rPr>
-              <w:t>R3</w:t>
-            </w:r>
-          </w:p>
-        </w:tc>
-        <w:tc>
-          <w:tcPr>
-            <w:tcW w:type="dxa" w:w="1511"/>
-          </w:tcPr>
-          <w:p>
-            <w:r>
-              <w:rPr>
-                <w:sz w:val="20"/>
-              </w:rPr>
-              <w:t>知识提取准确率不足，影响试卷质量</w:t>
-            </w:r>
-          </w:p>
-        </w:tc>
-        <w:tc>
-          <w:tcPr>
-            <w:tcW w:type="dxa" w:w="1511"/>
-          </w:tcPr>
-          <w:p>
-            <w:r>
-              <w:rPr>
-                <w:sz w:val="20"/>
-              </w:rPr>
-              <w:t>高</w:t>
-            </w:r>
-          </w:p>
-        </w:tc>
-        <w:tc>
-          <w:tcPr>
-            <w:tcW w:type="dxa" w:w="1511"/>
-          </w:tcPr>
-          <w:p>
-            <w:r>
-              <w:rPr>
-                <w:sz w:val="20"/>
-              </w:rPr>
-              <w:t>中</w:t>
-            </w:r>
-          </w:p>
-        </w:tc>
-        <w:tc>
-          <w:tcPr>
-            <w:tcW w:type="dxa" w:w="1511"/>
-          </w:tcPr>
-          <w:p>
-            <w:r>
-              <w:rPr>
-                <w:sz w:val="20"/>
-              </w:rPr>
-              <w:t>引入教师人工审核环节；提供节点手动修正接口</w:t>
-            </w:r>
-          </w:p>
-        </w:tc>
-        <w:tc>
-          <w:tcPr>
-            <w:tcW w:type="dxa" w:w="1511"/>
-          </w:tcPr>
-          <w:p>
-            <w:r>
-              <w:rPr>
-                <w:sz w:val="20"/>
-              </w:rPr>
-              <w:t>✅ 已化解 — 知识树支持手动编辑</w:t>
-            </w:r>
-          </w:p>
-        </w:tc>
-      </w:tr>
-      <w:tr>
-        <w:tc>
-          <w:tcPr>
-            <w:tcW w:type="dxa" w:w="1511"/>
-          </w:tcPr>
-          <w:p>
-            <w:r>
-              <w:rPr>
-                <w:sz w:val="20"/>
-              </w:rPr>
-              <w:t>R4</w:t>
-            </w:r>
-          </w:p>
-        </w:tc>
-        <w:tc>
-          <w:tcPr>
-            <w:tcW w:type="dxa" w:w="1511"/>
-          </w:tcPr>
-          <w:p>
-            <w:r>
-              <w:rPr>
-                <w:sz w:val="20"/>
-              </w:rPr>
-              <w:t>单机环境性能瓶颈</w:t>
-            </w:r>
-          </w:p>
-        </w:tc>
-        <w:tc>
-          <w:tcPr>
-            <w:tcW w:type="dxa" w:w="1511"/>
-          </w:tcPr>
-          <w:p>
-            <w:r>
-              <w:rPr>
-                <w:sz w:val="20"/>
-              </w:rPr>
-              <w:t>中</w:t>
-            </w:r>
-          </w:p>
-        </w:tc>
-        <w:tc>
-          <w:tcPr>
-            <w:tcW w:type="dxa" w:w="1511"/>
-          </w:tcPr>
-          <w:p>
-            <w:r>
-              <w:rPr>
-                <w:sz w:val="20"/>
-              </w:rPr>
-              <w:t>中</w:t>
-            </w:r>
-          </w:p>
-        </w:tc>
-        <w:tc>
-          <w:tcPr>
-            <w:tcW w:type="dxa" w:w="1511"/>
-          </w:tcPr>
-          <w:p>
-            <w:r>
-              <w:rPr>
-                <w:sz w:val="20"/>
-              </w:rPr>
-              <w:t>大文件异步处理；嵌入模型使用轻量本地方案</w:t>
-            </w:r>
-          </w:p>
-        </w:tc>
-        <w:tc>
-          <w:tcPr>
-            <w:tcW w:type="dxa" w:w="1511"/>
-          </w:tcPr>
-          <w:p>
-            <w:r>
-              <w:rPr>
-                <w:sz w:val="20"/>
-              </w:rPr>
-              <w:t>✅ 已化解 — BGE-small 24MB 模型本地运行</w:t>
-            </w:r>
-          </w:p>
-        </w:tc>
-      </w:tr>
-      <w:tr>
-        <w:tc>
-          <w:tcPr>
-            <w:tcW w:type="dxa" w:w="1511"/>
-          </w:tcPr>
-          <w:p>
-            <w:r>
-              <w:rPr>
-                <w:sz w:val="20"/>
-              </w:rPr>
-              <w:t>R5</w:t>
-            </w:r>
-          </w:p>
-        </w:tc>
-        <w:tc>
-          <w:tcPr>
-            <w:tcW w:type="dxa" w:w="1511"/>
-          </w:tcPr>
-          <w:p>
-            <w:r>
-              <w:rPr>
-                <w:sz w:val="20"/>
-              </w:rPr>
-              <w:t>DeepSeek 不提供嵌入 API（中期发现）</w:t>
-            </w:r>
-          </w:p>
-        </w:tc>
-        <w:tc>
-          <w:tcPr>
-            <w:tcW w:type="dxa" w:w="1511"/>
-          </w:tcPr>
-          <w:p>
-            <w:r>
-              <w:rPr>
-                <w:sz w:val="20"/>
-              </w:rPr>
-              <w:t>高</w:t>
-            </w:r>
-          </w:p>
-        </w:tc>
-        <w:tc>
-          <w:tcPr>
-            <w:tcW w:type="dxa" w:w="1511"/>
-          </w:tcPr>
-          <w:p>
-            <w:r>
-              <w:rPr>
-                <w:sz w:val="20"/>
-              </w:rPr>
-              <w:t>—</w:t>
-            </w:r>
-          </w:p>
-        </w:tc>
-        <w:tc>
-          <w:tcPr>
-            <w:tcW w:type="dxa" w:w="1511"/>
-          </w:tcPr>
-          <w:p>
-            <w:r>
-              <w:rPr>
-                <w:sz w:val="20"/>
-              </w:rPr>
-              <w:t>切换为本地 SentenceTransformer 模型</w:t>
-            </w:r>
-          </w:p>
-        </w:tc>
-        <w:tc>
-          <w:tcPr>
-            <w:tcW w:type="dxa" w:w="1511"/>
-          </w:tcPr>
-          <w:p>
-            <w:r>
-              <w:rPr>
-                <w:sz w:val="20"/>
-              </w:rPr>
-              <w:t>✅ 已解决 — BAAI/bge-small-zh-v1.5</w:t>
-            </w:r>
-          </w:p>
-        </w:tc>
-      </w:tr>
-    </w:tbl>
-    <w:p/>
-    <w:p>
-      <w:r>
-        <w:br w:type="page"/>
-      </w:r>
-    </w:p>
-    <w:p>
-      <w:pPr>
-        <w:pStyle w:val="Heading1"/>
-      </w:pPr>
-      <w:r>
-        <w:rPr>
-          <w:rFonts w:ascii="SimHei" w:hAnsi="SimHei" w:eastAsia="SimHei"/>
-        </w:rPr>
-        <w:t>九、重难点分析</w:t>
-      </w:r>
-    </w:p>
-    <w:p>
-      <w:pPr>
-        <w:pStyle w:val="Heading2"/>
-      </w:pPr>
-      <w:r>
-        <w:rPr>
-          <w:rFonts w:ascii="SimHei" w:hAnsi="SimHei" w:eastAsia="SimHei"/>
-        </w:rPr>
-        <w:t>8.1 LLM 适配与嵌入模型切换</w:t>
-      </w:r>
-    </w:p>
-    <w:p>
-      <w:pPr>
-        <w:ind w:firstLine="480"/>
-      </w:pPr>
-      <w:r>
-        <w:rPr>
-          <w:rFonts w:ascii="SimSun" w:hAnsi="SimSun" w:eastAsia="SimSun"/>
-          <w:b w:val="0"/>
-          <w:sz w:val="24"/>
-        </w:rPr>
-        <w:t>【难点】DeepSeek API 采用 OpenAI 兼容接口，但其功能边界不明确。开发过程中发现 DeepSeek 不提供 Embedding API（/v1/embeddings 返回 404），导致向量化功能无法工作。</w:t>
-      </w:r>
-    </w:p>
-    <w:p>
-      <w:pPr>
-        <w:ind w:firstLine="480"/>
-      </w:pPr>
-      <w:r>
-        <w:rPr>
-          <w:rFonts w:ascii="SimSun" w:hAnsi="SimSun" w:eastAsia="SimSun"/>
-          <w:b w:val="0"/>
-          <w:sz w:val="24"/>
-        </w:rPr>
-        <w:t>【解决方案】将嵌入从远程 API 切换为本地模型。选择 BAAI/bge-small-zh-v1.5（24MB, 512 维），通过 sentence-transformers 库加载，使用 asyncio.to_thread() 将同步 encode 包装为异步非阻塞调用。采用 local_files_only=True 优先从缓存加载，避免网络依赖。首次下载通过 HF_ENDPOINT=hf-mirror.com 使用国内镜像。</w:t>
-      </w:r>
-    </w:p>
-    <w:p>
-      <w:pPr>
-        <w:pStyle w:val="Heading2"/>
-      </w:pPr>
-      <w:r>
-        <w:rPr>
-          <w:rFonts w:ascii="SimHei" w:hAnsi="SimHei" w:eastAsia="SimHei"/>
-        </w:rPr>
-        <w:t>8.2 RAG 语义检索的精确度</w:t>
-      </w:r>
-    </w:p>
-    <w:p>
-      <w:pPr>
-        <w:ind w:firstLine="480"/>
-      </w:pPr>
-      <w:r>
-        <w:rPr>
-          <w:rFonts w:ascii="SimSun" w:hAnsi="SimSun" w:eastAsia="SimSun"/>
-          <w:b w:val="0"/>
-          <w:sz w:val="24"/>
-        </w:rPr>
-        <w:t>【难点】简单的关键词匹配无法捕捉题目之间的语义关联（如"二叉树遍历"与"前序遍历"的关联关系）。ChromaDB 默认参数可能导致检索结果不稳定。</w:t>
-      </w:r>
-    </w:p>
-    <w:p>
-      <w:pPr>
-        <w:ind w:firstLine="480"/>
-      </w:pPr>
-      <w:r>
-        <w:rPr>
-          <w:rFonts w:ascii="SimSun" w:hAnsi="SimSun" w:eastAsia="SimSun"/>
-          <w:b w:val="0"/>
-          <w:sz w:val="24"/>
-        </w:rPr>
-        <w:t>【解决方案】将题目按"题干 + 选项 + 知识点 + 章节"拼接为统一文本后向量化；ChromaDB 使用余弦相似度（cosine）作为距离度量；嵌入模型选用中文优化的 BGE 系列；检索时支持额外的元数据过滤（where 子句），可限定题型、难度、章节范围。</w:t>
-      </w:r>
-    </w:p>
-    <w:p>
-      <w:pPr>
-        <w:pStyle w:val="Heading2"/>
-      </w:pPr>
-      <w:r>
-        <w:rPr>
-          <w:rFonts w:ascii="SimHei" w:hAnsi="SimHei" w:eastAsia="SimHei"/>
-        </w:rPr>
-        <w:t>8.3 知识树 LLM 提取的一致性</w:t>
-      </w:r>
-    </w:p>
-    <w:p>
-      <w:pPr>
-        <w:ind w:firstLine="480"/>
-      </w:pPr>
-      <w:r>
-        <w:rPr>
-          <w:rFonts w:ascii="SimSun" w:hAnsi="SimSun" w:eastAsia="SimSun"/>
-          <w:b w:val="0"/>
-          <w:sz w:val="24"/>
-        </w:rPr>
-        <w:t>【难点】LLM 输出的结构性不稳定——同一份材料多次提取可能得到不同的章节划分、知识点粒度不同、JSON 格式偶有偏差。直接使用不稳定的输出会导致知识树混乱。</w:t>
-      </w:r>
-    </w:p>
-    <w:p>
-      <w:pPr>
-        <w:ind w:firstLine="480"/>
-      </w:pPr>
-      <w:r>
-        <w:rPr>
-          <w:rFonts w:ascii="SimSun" w:hAnsi="SimSun" w:eastAsia="SimSun"/>
-          <w:b w:val="0"/>
-          <w:sz w:val="24"/>
-        </w:rPr>
-        <w:t>【解决方案】设计结构化 Prompt 约束输出格式（章/节/点三层 JSON schema）；解析时使用 _parse_json() 方法自动清洗 Markdown 代码块标记；提供手动编辑接口（PUT /api/knowledge/nodes/{id}），教师可修正 LLM 的不准确输出；支持"重新提取"按钮一键重建知识树。</w:t>
-      </w:r>
-    </w:p>
-    <w:p>
-      <w:pPr>
-        <w:pStyle w:val="Heading2"/>
-      </w:pPr>
-      <w:r>
-        <w:rPr>
-          <w:rFonts w:ascii="SimHei" w:hAnsi="SimHei" w:eastAsia="SimHei"/>
-        </w:rPr>
-        <w:t>8.4 混合组卷的题目分配</w:t>
-      </w:r>
-    </w:p>
-    <w:p>
-      <w:pPr>
-        <w:ind w:firstLine="480"/>
-      </w:pPr>
-      <w:r>
-        <w:rPr>
-          <w:rFonts w:ascii="SimSun" w:hAnsi="SimSun" w:eastAsia="SimSun"/>
-          <w:b w:val="0"/>
-          <w:sz w:val="24"/>
-        </w:rPr>
-        <w:t>【难点】如何合理分配"种子题库匹配"和"LLM 生成"的比例？种子题库可能某些题型/难度组合缺乏题目，全依赖 LLM 则成本高、质量不稳定。</w:t>
-      </w:r>
-    </w:p>
-    <w:p>
-      <w:pPr>
-        <w:ind w:firstLine="480"/>
-      </w:pPr>
-      <w:r>
-        <w:rPr>
-          <w:rFonts w:ascii="SimSun" w:hAnsi="SimSun" w:eastAsia="SimSun"/>
-          <w:b w:val="0"/>
-          <w:sz w:val="24"/>
-        </w:rPr>
-        <w:t>【解决方案】采用"种子优先"策略：先根据题型、知识点、难度从 SQLite 筛选题库中的已有题目（放宽条件获取 3 倍数量后排序）；不足的数量由 LLM 补充生成，但 LLM 生成题目前必须注入知识树的原文定义和术语作为上下文，确保生成题目的概念一致性。</w:t>
-      </w:r>
-    </w:p>
-    <w:p>
-      <w:pPr>
-        <w:pStyle w:val="Heading2"/>
-      </w:pPr>
-      <w:r>
-        <w:rPr>
-          <w:rFonts w:ascii="SimHei" w:hAnsi="SimHei" w:eastAsia="SimHei"/>
-        </w:rPr>
-        <w:t>8.5 前端 SSE 流式对话体验</w:t>
-      </w:r>
-    </w:p>
-    <w:p>
-      <w:pPr>
-        <w:ind w:firstLine="480"/>
-      </w:pPr>
-      <w:r>
-        <w:rPr>
-          <w:rFonts w:ascii="SimSun" w:hAnsi="SimSun" w:eastAsia="SimSun"/>
-          <w:b w:val="0"/>
-          <w:sz w:val="24"/>
-        </w:rPr>
-        <w:t>【难点】传统 HTTP 请求-响应模式会导致 AI 对话体验生硬（需等待完整回复）。直接使用 WebSocket 增加后端复杂度。需要实现"打字机"效果的流式逐字渲染。</w:t>
-      </w:r>
-    </w:p>
-    <w:p>
-      <w:pPr>
-        <w:ind w:firstLine="480"/>
-      </w:pPr>
-      <w:r>
-        <w:rPr>
-          <w:rFonts w:ascii="SimSun" w:hAnsi="SimSun" w:eastAsia="SimSun"/>
-          <w:b w:val="0"/>
-          <w:sz w:val="24"/>
-        </w:rPr>
-        <w:t>【解决方案】选择 SSE（Server-Sent Events）协议：后端 FastAPI 使用 StreamingResponse + async generator 逐块推送；前端通过 EventSource + ReadableStream 读取文本 delta，逐字追加到聊天消息中。相比 WebSocket，SSE 单向推送、HTTP 协议兼容、实现简单，完全满足对话场景需求。</w:t>
-      </w:r>
-    </w:p>
-    <w:p>
-      <w:pPr>
-        <w:pStyle w:val="Heading2"/>
-      </w:pPr>
-      <w:r>
-        <w:rPr>
-          <w:rFonts w:ascii="SimHei" w:hAnsi="SimHei" w:eastAsia="SimHei"/>
-        </w:rPr>
-        <w:t>8.6 ChromaDB 与 SQLite 的数据一致性</w:t>
-      </w:r>
-    </w:p>
-    <w:p>
-      <w:pPr>
-        <w:ind w:firstLine="480"/>
-      </w:pPr>
-      <w:r>
-        <w:rPr>
-          <w:rFonts w:ascii="SimSun" w:hAnsi="SimSun" w:eastAsia="SimSun"/>
-          <w:b w:val="0"/>
-          <w:sz w:val="24"/>
-        </w:rPr>
-        <w:t>【难点】题目存在 SQLite 中，嵌入向量存在 ChromaDB 中，两者通过 embedding_id 关联。但 Crud 操作（创建/编辑/删除）需要在两个存储之间保持同步，任何一步失败都可能导致数据不一致。</w:t>
-      </w:r>
-    </w:p>
-    <w:p>
-      <w:pPr>
-        <w:ind w:firstLine="480"/>
-      </w:pPr>
-      <w:r>
-        <w:rPr>
-          <w:rFonts w:ascii="SimSun" w:hAnsi="SimSun" w:eastAsia="SimSun"/>
-          <w:b w:val="0"/>
-          <w:sz w:val="24"/>
-        </w:rPr>
-        <w:t>【解决方案】QuestionService 封装所有 Crud 操作为事务性步骤：创建时先 flush 获取 ID → 生成嵌入 → 写入 ChromaDB → commit；更新时重新生成嵌入并覆盖 ChromaDB 记录；删除时先删 ChromaDB 再删 SQLite。提供 /api/questions/embed-all 全量重建接口，用于修复潜在的不一致。</w:t>
+        <w:t>风险：大模型拟草稿质量依赖材料质量，需教师在草稿页把关；本地嵌入模型首次加载较慢。</w:t>
       </w:r>
     </w:p>
     <w:sectPr>
       <w:pgSz w:w="12240" w:h="15840"/>
-      <w:pgMar w:top="1417" w:right="1587" w:bottom="1417" w:left="1587" w:header="720" w:footer="720" w:gutter="0"/>
+      <w:pgMar w:top="1440" w:right="1800" w:bottom="1440" w:left="1800" w:header="720" w:footer="720" w:gutter="0"/>
       <w:cols w:space="720"/>
       <w:docGrid w:linePitch="360"/>
     </w:sectPr>
@@ -6042,7 +672,7 @@
     <w:qFormat/>
     <w:rsid w:val="00FC693F"/>
     <w:rPr>
-      <w:rFonts w:ascii="SimSun" w:hAnsi="SimSun" w:eastAsia="SimSun"/>
+      <w:rFonts w:ascii="宋体" w:hAnsi="宋体"/>
       <w:sz w:val="24"/>
     </w:rPr>
   </w:style>
@@ -6105,10 +735,10 @@
       <w:outlineLvl w:val="0"/>
     </w:pPr>
     <w:rPr>
-      <w:rFonts w:asciiTheme="majorHAnsi" w:eastAsiaTheme="majorEastAsia" w:hAnsiTheme="majorHAnsi" w:cstheme="majorBidi" w:ascii="SimHei" w:hAnsi="SimHei" w:eastAsia="SimHei"/>
+      <w:rFonts w:asciiTheme="majorHAnsi" w:eastAsiaTheme="majorEastAsia" w:hAnsiTheme="majorHAnsi" w:cstheme="majorBidi"/>
       <w:b/>
       <w:bCs/>
-      <w:color w:val="000000"/>
+      <w:color w:val="365F91" w:themeColor="accent1" w:themeShade="BF"/>
       <w:sz w:val="28"/>
       <w:szCs w:val="28"/>
     </w:rPr>
@@ -6129,10 +759,10 @@
       <w:outlineLvl w:val="1"/>
     </w:pPr>
     <w:rPr>
-      <w:rFonts w:asciiTheme="majorHAnsi" w:eastAsiaTheme="majorEastAsia" w:hAnsiTheme="majorHAnsi" w:cstheme="majorBidi" w:ascii="SimHei" w:hAnsi="SimHei" w:eastAsia="SimHei"/>
+      <w:rFonts w:asciiTheme="majorHAnsi" w:eastAsiaTheme="majorEastAsia" w:hAnsiTheme="majorHAnsi" w:cstheme="majorBidi"/>
       <w:b/>
       <w:bCs/>
-      <w:color w:val="000000"/>
+      <w:color w:val="4F81BD" w:themeColor="accent1"/>
       <w:sz w:val="26"/>
       <w:szCs w:val="26"/>
     </w:rPr>
@@ -6153,10 +783,10 @@
       <w:outlineLvl w:val="2"/>
     </w:pPr>
     <w:rPr>
-      <w:rFonts w:asciiTheme="majorHAnsi" w:eastAsiaTheme="majorEastAsia" w:hAnsiTheme="majorHAnsi" w:cstheme="majorBidi" w:ascii="SimHei" w:hAnsi="SimHei" w:eastAsia="SimHei"/>
+      <w:rFonts w:asciiTheme="majorHAnsi" w:eastAsiaTheme="majorEastAsia" w:hAnsiTheme="majorHAnsi" w:cstheme="majorBidi"/>
       <w:b/>
       <w:bCs/>
-      <w:color w:val="000000"/>
+      <w:color w:val="4F81BD" w:themeColor="accent1"/>
     </w:rPr>
   </w:style>
   <w:style w:type="paragraph" w:styleId="Heading4">
